--- a/Arquitectura de Sistemas Computacionales/Kit docente/Clase 4/Guion Docente Clase 4 - Microservicios y arquitecturas distribuidas.docx
+++ b/Arquitectura de Sistemas Computacionales/Kit docente/Clase 4/Guion Docente Clase 4 - Microservicios y arquitecturas distribuidas.docx
@@ -878,7 +878,7 @@
           <w:color w:val="4A4A49"/>
           <w:sz w:val="22"/>
         </w:rPr>
-        <w:t>Plataforma de entrega: ExamLab (examlab.lovable.app/app). Campus Virtual sigue siendo el canal institucional.</w:t>
+        <w:t>Plataforma de entrega: ExamLab (examlab.lovable.app/app). La UNIAJC no tiene campus virtual propio.</w:t>
       </w:r>
     </w:p>
     <w:p>

--- a/Arquitectura de Sistemas Computacionales/Kit docente/Clase 4/Guion Docente Clase 4 - Microservicios y arquitecturas distribuidas.docx
+++ b/Arquitectura de Sistemas Computacionales/Kit docente/Clase 4/Guion Docente Clase 4 - Microservicios y arquitecturas distribuidas.docx
@@ -245,7 +245,7 @@
           <w:color w:val="4A4A49"/>
           <w:sz w:val="22"/>
         </w:rPr>
-        <w:t>Un microservicio es una unidad de despliegue independiente: se construye, se despliega y se escala por separado de los demas servicios, con su propia frontera de responsabilidad (ej. servicio de citas, servicio de notificaciones). La frontera correcta se define por responsabilidad de negocio, no por capricho tecnico.</w:t>
+        <w:t>La Clase 3 dejo al estudiante con una unidad de despliegue concreta en las manos: una imagen que se ejecuta como contenedor. La Clase 1 le dejo una caja negra llamada CloudLite App con actores y sistemas externos alrededor. Hoy se juntan las dos cosas: se abre la caja negra y se decide de cuantas piezas esta hecha por dentro y por que. Ese es el nivel 2 del modelo C4, el de contenedores, y el entregable es ese diagrama mas una tabla de riesgos de distribucion. La pregunta que organiza la clase no es que son los microservicios, sino una mas incomoda y mas util: cada vez que un sistema se parte en dos, se gana algo y se paga algo, y hoy hay que decir explicitamente que se gana y que se paga. Un estudiante que solo aprende la primera mitad de esa frase sale convencido de que mas servicios es mejor arquitectura, que es exactamente el error que esta clase debe prevenir.</w:t>
       </w:r>
     </w:p>
     <w:p>
@@ -255,7 +255,7 @@
           <w:color w:val="4A4A49"/>
           <w:sz w:val="22"/>
         </w:rPr>
-        <w:t>Con equipos de 2-3 estudiantes, 2-5 contenedores logicos es un tamano realista para CloudLite (ej. API, base de datos, un servicio de notificaciones) — mas que eso se vuelve "microservicios teatro": servicios separados solo de nombre, sin razon de negocio real que justifique la separacion.</w:t>
+        <w:t>Empecemos por el termino que el estudiante trae con mala fama. Un monolito es un sistema que se despliega como una sola unidad: todo su codigo se construye junto y sale al aire junto. No es un insulto ni un error, es la arquitectura correcta por defecto para la mayoria de los sistemas pequenos, y varios proyectos de este curso deberian ser monolitos bien organizados. Un microservicio, en cambio, es una unidad de despliegue independiente con una frontera de responsabilidad de negocio propia. La palabra decisiva es independiente, y admite una prueba de una linea que el docente debe usar como criterio de correccion: si para poner en produccion el servicio A hay que desplegar tambien el servicio B, entonces A y B no son dos microservicios, son un solo sistema partido en dos repositorios, con todos los costos de la distribucion y ninguno de sus beneficios. Tres senales de una frontera real: el servicio es dueno de sus propios datos, puede liberarse a su propio ritmo y corresponde a una capacidad de negocio que se puede nombrar sin usar palabras tecnicas.</w:t>
       </w:r>
     </w:p>
     <w:p>
@@ -265,7 +265,7 @@
           <w:color w:val="4A4A49"/>
           <w:sz w:val="22"/>
         </w:rPr>
-        <w:t>C4 Containers (nivel 2 del modelo visto en Clase 1) muestra que aplicaciones/servicios/bases de datos componen el sistema y COMO se comunican entre si (protocolo, formato de datos) — un contrato explicito, no flechas sin etiqueta.</w:t>
+        <w:t>El nivel de contenedores del modelo C4 pide dibujar, dentro del sistema, cada cosa que se ejecuta o almacena de forma independiente, con tres datos obligatorios por caja (nombre, tecnologia y responsabilidad en una frase) y cada flecha etiquetada con protocolo y proposito, nunca una linea muda. Aqui hay que repetir la advertencia de la clase pasada, porque es la fuente numero uno de confusion: contenedor en C4 no significa contenedor de Docker. Una aplicacion web de una sola pagina que corre en el navegador, una API, una base de datos gestionada, una cola de mensajes y un proceso trabajador en segundo plano son cinco contenedores C4, aunque solo dos de ellos esten dockerizados. Confundirlo lleva al estudiante a creer que debe empaquetar cada caja con Docker para que el diagrama sea valido, lo cual no es cierto y desvia el trabajo de la semana hacia una tarea que nadie pidio.</w:t>
       </w:r>
     </w:p>
     <w:p>
@@ -275,7 +275,7 @@
           <w:color w:val="4A4A49"/>
           <w:sz w:val="22"/>
         </w:rPr>
-        <w:t>Consecuencia inevitable de distribuir: lo que antes era una llamada de funcion local ahora es una llamada de red, que puede fallar, tardar, o llegar fuera de orden. Un sistema distribuido no es "el mismo sistema pero en varias partes" — introduce latencia real y fallos parciales (un servicio cae, los demas deben seguir funcionando o degradarse con gracia) que un monolito no tiene.</w:t>
+        <w:t>Primer ejemplo concreto, y conviene construirlo en el tablero en vivo. CloudLite Turnos, el sistema de agendamiento de la barberia, empieza con tres contenedores: una aplicacion web que corre en el navegador del cliente, una API que atiende peticiones HTTP con cuerpo en formato JSON, y una base de datos relacional donde viven turnos, clientes y horarios. La flecha entre la web y la API dice «HTTPS/JSON, consulta disponibilidad y crea reservas»; la flecha entre la API y la base de datos dice «TCP, lee y escribe turnos». Con eso ya existe un diagrama valido y defendible. Ahora viene la parte interesante: la cuarta caja aparece solo si hay una razon. El envio del correo de confirmacion tarda, con proveedores reales de correo, entre 300 y 2000 milisegundos, y puede fallar por causas ajenas al sistema. Si la API espera ese envio antes de responder, la reserva de un turno hereda esa latencia y ese riesgo. Esa es una razon legitima para separar: se agrega una cola de mensajes y un trabajador de notificaciones, la API escribe el turno, publica un mensaje y responde en decenas de milisegundos, y el trabajador envia el correo despues, con reintentos si falla. Cuatro contenedores con una justificacion medible es mejor arquitectura que ocho por moda.</w:t>
       </w:r>
     </w:p>
     <w:p>
@@ -285,7 +285,57 @@
           <w:color w:val="4A4A49"/>
           <w:sz w:val="22"/>
         </w:rPr>
-        <w:t>Error de docente que no domina el tema: aplaudir un diagrama con 8 microservicios sin preguntar por que cada uno existe — el numero de servicios no es una medida de calidad arquitectonica; la justificacion de cada frontera si lo es.</w:t>
+        <w:t>El segundo bloque de contenido es el mas importante del dia: que se paga al distribuir. Una llamada a una funcion dentro del mismo proceso cuesta del orden de nanosegundos y no puede fallar por causas de red. La misma llamada convertida en peticion HTTP entre dos contenedores de la misma maquina o del mismo centro de datos cuesta tipicamente entre 1 y 5 milisegundos, y entre regiones geograficas distintas puede subir a 50 o 200 milisegundos. Es decir, convertir una llamada local en remota empeora el costo en varios ordenes de magnitud, y a eso se suma que ahora la llamada puede perderse, llegar duplicada o tardar indefinidamente. Hay una aritmetica que conviene mostrar porque impresiona con razon: si una peticion del usuario atraviesa en cadena cinco servicios y cada uno esta disponible el 99,9 % del tiempo, la disponibilidad del recorrido completo es 0,999 elevado a la quinta potencia, alrededor del 99,5 %, lo que pasa de unos 43 minutos de indisponibilidad al mes a mas de tres horas. Ese calculo es exacto y no una convencion, y es el argumento mas contundente contra multiplicar servicios sin necesidad.</w:t>
+      </w:r>
+    </w:p>
+    <w:p>
+      <w:r>
+        <w:rPr>
+          <w:b w:val="0"/>
+          <w:color w:val="4A4A49"/>
+          <w:sz w:val="22"/>
+        </w:rPr>
+        <w:t>De ahi salen cuatro mecanismos que el diagrama y la tabla deben poder mencionar. Un timeout es el tiempo maximo que un servicio espera respuesta antes de darse por vencido; sin timeout explicito, un servicio lento no falla sino que deja colgado a quien lo llamo, y el bloqueo se propaga hacia arriba hasta tumbar el sistema completo. Los valores tipicos para llamadas internas estan entre 2 y 5 segundos, y son convencion, no ley. Un reintento es volver a intentar la llamada fallida, y trae una trampa: si todos los clientes reintentan de inmediato contra un servicio ya saturado, lo hunden mas, por lo que se limita a dos o tres reintentos con espera creciente entre uno y otro. Los reintentos exigen idempotencia, que significa que ejecutar la misma operacion dos veces produzca el mismo resultado que ejecutarla una vez. En CloudLite eso es literal: si el reintento de crear turno no es idempotente, el cliente termina con dos reservas para el mismo horario, y la solucion habitual es que la peticion lleve un identificador unico que el servidor reconozca como repetido. El cuarto mecanismo es el interruptor de circuito, o circuit breaker, que tras varias fallas consecutivas deja de intentar por un rato y responde de inmediato con un error controlado, para no gastar recursos golpeando algo que esta caido.</w:t>
+      </w:r>
+    </w:p>
+    <w:p>
+      <w:r>
+        <w:rPr>
+          <w:b w:val="0"/>
+          <w:color w:val="4A4A49"/>
+          <w:sz w:val="22"/>
+        </w:rPr>
+        <w:t>El punto donde los proyectos academicos se rompen es el de los datos. La regla ortodoxa de los microservicios dice que cada servicio es dueno exclusivo de su base de datos y que nadie mas la consulta directamente; si dos servicios comparten tablas, estan acoplados y no pueden desplegarse por separado, lo que contradice la definicion. Pero cumplir esa regla tiene un precio real: una consulta que antes era un join deja de existir y hay que resolverla llamando a otro servicio, y una operacion que abarca dos servicios ya no puede ser una transaccion unica sino una secuencia de pasos con compensaciones. Eso introduce consistencia eventual, es decir un lapso durante el cual dos partes del sistema tienen versiones distintas de la verdad, con consecuencias visibles para el usuario. La postura honesta para este curso, y hay que enunciarla en voz alta, es que un CloudLite con una base de datos compartida y propiedad de tablas claramente documentada resulta aceptable, siempre que el equipo lo registre como un trade-off consciente en su informe y no lo presente como microservicios puros. Fingir ortodoxia es peor que documentar una concesion.</w:t>
+      </w:r>
+    </w:p>
+    <w:p>
+      <w:r>
+        <w:rPr>
+          <w:b w:val="0"/>
+          <w:color w:val="4A4A49"/>
+          <w:sz w:val="22"/>
+        </w:rPr>
+        <w:t>El segundo entregable, la tabla de riesgos de distribucion, es lo que impide que la clase quede en pura teoria. Debe tener cinco columnas y entre cuatro y seis filas, no mas: riesgo enunciado como frase de falla, componente afectado, impacto en el usuario, mitigacion concreta y donde queda la evidencia. Filas esperables en CloudLite Turnos: «el proveedor de correo no responde» afecta al trabajador de notificaciones, el usuario reserva pero no recibe confirmacion, y se mitiga con cola mas reintentos con espera creciente y un aviso en pantalla de que el correo puede tardar; «la base de datos alcanza su limite de conexiones» afecta a la API, todos los usuarios ven errores, y se mitiga con un pool de conexiones acotado; «el reintento duplica la reserva» se mitiga con un identificador de operacion idempotente. Si un equipo dice que no encuentra riesgos, casi siempre es porque su diagrama tiene flechas sin protocolo: no sabe por donde puede romperse porque nunca definio como se comunican las piezas.</w:t>
+      </w:r>
+    </w:p>
+    <w:p>
+      <w:r>
+        <w:rPr>
+          <w:b w:val="0"/>
+          <w:color w:val="4A4A49"/>
+          <w:sz w:val="22"/>
+        </w:rPr>
+        <w:t>Las preguntas de esta clase son predecibles y conviene responderlas con firmeza. Cuantos microservicios son los correctos: no hay numero correcto, hay justificacion por frontera, y el rango de dos a cinco contenedores que exige el curso es una restriccion pedagogica pensada para equipos de dos o tres personas en doce semanas, no un hallazgo de la ingenieria. Si las empresas grandes tienen cientos de servicios, por que nosotros solo tres: porque el numero de servicios que una organizacion puede sostener es funcion del numero de equipos autonomos y de la madurez de su automatizacion de despliegue y observabilidad, condiciones que un equipo de tres no tiene, y copiar la forma sin las condiciones produce lo que aqui se llama microservicios teatro. Y la tercera, que hay que responder sin ambiguedad: esta mal hacer un monolito. No; esta mal hacerlo sin saber que se eligio, y un monolito modular bien argumentado recibe mejor calificacion que cinco servicios sin razon. Conviene cerrar ubicando el curso: este diagrama es el ultimo insumo del Parcial 1 de la Clase 5; en la Clase 6 cada flecha se convertira en una superficie de ataque que hay que proteger; en la Clase 7 estas mismas cajas se reubicaran en un diagrama de despliegue con zonas publicas y privadas, conservando exactamente los mismos nombres; en la Clase 8 cada contenedor implicara su propio pipeline de integracion continua; y en las Clases 12 y 13 se preguntara cual de estas piezas es el cuello de botella y cual se puede replicar.</w:t>
+      </w:r>
+    </w:p>
+    <w:p>
+      <w:r>
+        <w:rPr>
+          <w:b w:val="0"/>
+          <w:color w:val="4A4A49"/>
+          <w:sz w:val="22"/>
+        </w:rPr>
+        <w:t>Error tipico del docente que no domina el tema: aplaudir un diagrama con ocho microservicios sin preguntar por que existe cada uno. El numero de servicios no mide calidad arquitectonica; la justificacion de cada frontera si. La consecuencia aguas abajo es que ese equipo llega a la Clase 7 con ocho cajas que no puede ubicar en zonas de red, a la Clase 8 con ocho pipelines que nunca construira y a la Clase 12 sin poder identificar un cuello de botella, porque no entiende el flujo de su propio sistema. El segundo error es tratar la latencia y los fallos parciales como un detalle de implementacion que se vera despues: si hoy no se dice que una flecha en el diagrama es una llamada de red que puede fallar, el estudiante disenara como si distribuir fuera gratis, no incluira timeouts ni idempotencia en su tabla de riesgos, y en la Clase 13 pedira autoescalado como solucion magica a un problema de diseno originado precisamente en esta clase.</w:t>
       </w:r>
     </w:p>
     <w:p>
@@ -393,7 +443,17 @@
           <w:color w:val="4A4A49"/>
           <w:sz w:val="22"/>
         </w:rPr>
-        <w:t>Pasa diapositiva de agenda y objetivos. Abre el enunciado PI si alguien aún no lo tiene.</w:t>
+        <w:t>Pasa la diapositiva de agenda y la de objetivos. Abre el enunciado PI si alguien aún no lo tiene.</w:t>
+      </w:r>
+    </w:p>
+    <w:p>
+      <w:r>
+        <w:rPr>
+          <w:b w:val="0"/>
+          <w:color w:val="4A4A49"/>
+          <w:sz w:val="22"/>
+        </w:rPr>
+        <w:t>Pregunta de arranque (1 min): «¿en qué quedó su CloudLite la clase pasada?» — sirve para detectar equipos rezagados antes de avanzar.</w:t>
       </w:r>
     </w:p>
     <w:p>
@@ -416,7 +476,46 @@
           <w:color w:val="4A4A49"/>
           <w:sz w:val="22"/>
         </w:rPr>
-        <w:t>Recorre las slides de conceptos. Cada 7–8 min amarra al artefacto del PI:</w:t>
+        <w:t>Cubre estos conceptos, en este orden, ~10 min cada uno (son los títulos de las diapositivas de teoría):</w:t>
+      </w:r>
+    </w:p>
+    <w:p>
+      <w:pPr>
+        <w:pStyle w:val="ListBullet"/>
+      </w:pPr>
+      <w:r>
+        <w:rPr>
+          <w:b w:val="0"/>
+          <w:color w:val="4A4A49"/>
+          <w:sz w:val="22"/>
+        </w:rPr>
+        <w:t>Monolito vs microservicios (para el PI)</w:t>
+      </w:r>
+    </w:p>
+    <w:p>
+      <w:pPr>
+        <w:pStyle w:val="ListBullet"/>
+      </w:pPr>
+      <w:r>
+        <w:rPr>
+          <w:b w:val="0"/>
+          <w:color w:val="4A4A49"/>
+          <w:sz w:val="22"/>
+        </w:rPr>
+        <w:t>C4-lite en draw.io</w:t>
+      </w:r>
+    </w:p>
+    <w:p>
+      <w:pPr>
+        <w:pStyle w:val="ListBullet"/>
+      </w:pPr>
+      <w:r>
+        <w:rPr>
+          <w:b w:val="0"/>
+          <w:color w:val="4A4A49"/>
+          <w:sz w:val="22"/>
+        </w:rPr>
+        <w:t>Distribuido implica fallos</w:t>
       </w:r>
     </w:p>
     <w:p>
@@ -426,7 +525,7 @@
           <w:color w:val="4A4A49"/>
           <w:sz w:val="22"/>
         </w:rPr>
-        <w:t>«Esto lo van a dejar hoy en el informe/diagrama/repo.»</w:t>
+        <w:t>El desarrollo completo de cada uno está arriba, en «Fundamento teórico para el docente»:</w:t>
       </w:r>
     </w:p>
     <w:p>
@@ -436,7 +535,7 @@
           <w:color w:val="4A4A49"/>
           <w:sz w:val="22"/>
         </w:rPr>
-        <w:t>Usa ejemplos del dominio de los equipos (pide 1 voluntario).</w:t>
+        <w:t>esa sección está escrita para que puedas dictarla sin consultar otra fuente.</w:t>
       </w:r>
     </w:p>
     <w:p>
@@ -446,7 +545,17 @@
           <w:color w:val="4A4A49"/>
           <w:sz w:val="22"/>
         </w:rPr>
-        <w:t>Capturas sugeridas: ver marcadores [CAP:] en las slides.</w:t>
+        <w:t>Cada 8–10 min amarra al artefacto: «esto es lo que van a dejar hoy en su informe/diagrama/repo».</w:t>
+      </w:r>
+    </w:p>
+    <w:p>
+      <w:r>
+        <w:rPr>
+          <w:b w:val="0"/>
+          <w:color w:val="4A4A49"/>
+          <w:sz w:val="22"/>
+        </w:rPr>
+        <w:t>Pide un equipo voluntario y usa SU dominio como ejemplo en vivo (no el de la demo).</w:t>
       </w:r>
     </w:p>
     <w:p>
@@ -469,7 +578,7 @@
           <w:color w:val="4A4A49"/>
           <w:sz w:val="22"/>
         </w:rPr>
-        <w:t>Demuestra la herramienta del día (</w:t>
+        <w:t xml:space="preserve">Herramienta del día: </w:t>
       </w:r>
       <w:r>
         <w:rPr>
@@ -485,7 +594,77 @@
           <w:color w:val="4A4A49"/>
           <w:sz w:val="22"/>
         </w:rPr>
-        <w:t>) con un mini-ejemplo CloudLite.</w:t>
+        <w:t>.</w:t>
+      </w:r>
+    </w:p>
+    <w:p>
+      <w:r>
+        <w:rPr>
+          <w:b/>
+          <w:color w:val="4A4A49"/>
+          <w:sz w:val="22"/>
+        </w:rPr>
+        <w:t>Demo que usted debe poder repetir:</w:t>
+      </w:r>
+      <w:r>
+        <w:rPr>
+          <w:b w:val="0"/>
+          <w:color w:val="4A4A49"/>
+          <w:sz w:val="22"/>
+        </w:rPr>
+        <w:t xml:space="preserve"> Convertir el Context de la Clase 1 en Containers</w:t>
+      </w:r>
+    </w:p>
+    <w:p>
+      <w:pPr>
+        <w:pStyle w:val="ListNumber"/>
+      </w:pPr>
+      <w:r>
+        <w:rPr>
+          <w:b w:val="0"/>
+          <w:color w:val="4A4A49"/>
+          <w:sz w:val="22"/>
+        </w:rPr>
+        <w:t>Abra el diagrama C4 Context de la demo de Clase 1 y haga zoom a la caja «CloudLite App».</w:t>
+      </w:r>
+    </w:p>
+    <w:p>
+      <w:pPr>
+        <w:pStyle w:val="ListNumber"/>
+      </w:pPr>
+      <w:r>
+        <w:rPr>
+          <w:b w:val="0"/>
+          <w:color w:val="4A4A49"/>
+          <w:sz w:val="22"/>
+        </w:rPr>
+        <w:t>Reemplace esa caja por 3 cajas internas: «API (REST)», «Base de datos» y «Worker de notificaciones».</w:t>
+      </w:r>
+    </w:p>
+    <w:p>
+      <w:pPr>
+        <w:pStyle w:val="ListNumber"/>
+      </w:pPr>
+      <w:r>
+        <w:rPr>
+          <w:b w:val="0"/>
+          <w:color w:val="4A4A49"/>
+          <w:sz w:val="22"/>
+        </w:rPr>
+        <w:t>Rotule CADA flecha con protocolo y formato: «HTTPS/JSON», «TCP/SQL». Sin flechas sin etiqueta.</w:t>
+      </w:r>
+    </w:p>
+    <w:p>
+      <w:pPr>
+        <w:pStyle w:val="ListNumber"/>
+      </w:pPr>
+      <w:r>
+        <w:rPr>
+          <w:b w:val="0"/>
+          <w:color w:val="4A4A49"/>
+          <w:sz w:val="22"/>
+        </w:rPr>
+        <w:t>Pregunte al grupo por que el worker esta separado; si nadie da una razon de negocio, borrelo en vivo: «eso es microservicios teatro».</w:t>
       </w:r>
     </w:p>
     <w:p>
@@ -495,7 +674,7 @@
           <w:color w:val="4A4A49"/>
           <w:sz w:val="22"/>
         </w:rPr>
-        <w:t xml:space="preserve">Narra clics. Si falla la red, usa capturas en </w:t>
+        <w:t xml:space="preserve">Narra los clics en voz alta. Si falla la red, proyecta las capturas de </w:t>
       </w:r>
       <w:r>
         <w:rPr>
@@ -521,7 +700,7 @@
           <w:color w:val="4A4A49"/>
           <w:sz w:val="22"/>
         </w:rPr>
-        <w:t>Di: «Copien la estructura, no el dominio de mi demo.»</w:t>
+        <w:t>Cierra la demo con: «copien la estructura, no el dominio de mi ejemplo.»</w:t>
       </w:r>
     </w:p>
     <w:p>
@@ -544,7 +723,7 @@
           <w:color w:val="4A4A49"/>
           <w:sz w:val="22"/>
         </w:rPr>
-        <w:t>Proyecta la lista de pasos del taller estudiante.</w:t>
+        <w:t>Proyecta la lista de pasos del taller del estudiante (está en la sección «Actividad / taller» de este guion).</w:t>
       </w:r>
     </w:p>
     <w:p>
@@ -554,7 +733,7 @@
           <w:color w:val="4A4A49"/>
           <w:sz w:val="22"/>
         </w:rPr>
-        <w:t>Recorre mesas/Meet: bloquea dominios vagos; exige nombres consistentes.</w:t>
+        <w:t>Circula por mesas/Meet con la lista de errores frecuentes de abajo en la mano: son los que vas a ver hoy.</w:t>
       </w:r>
     </w:p>
     <w:p>
@@ -564,7 +743,7 @@
           <w:color w:val="4A4A49"/>
           <w:sz w:val="22"/>
         </w:rPr>
-        <w:t>A los 80 min: «Falta evidencia: PNG/YAML/enlace. Empiecen a subir borrador.»</w:t>
+        <w:t>A los 80 min anuncia: «faltan 20 min. Falta evidencia: PNG/YAML/enlace. Empiecen a subir borrador.»</w:t>
       </w:r>
     </w:p>
     <w:p>
@@ -577,7 +756,7 @@
           <w:color w:val="1A1C1D"/>
           <w:sz w:val="32"/>
         </w:rPr>
-        <w:t>100–115 · Quiz / evidencias</w:t>
+        <w:t>100–115 · Comprobación y evidencias</w:t>
       </w:r>
     </w:p>
     <w:p>
@@ -587,7 +766,7 @@
           <w:color w:val="4A4A49"/>
           <w:sz w:val="22"/>
         </w:rPr>
-        <w:t>Aplica quiz corto (Kit). Mientras, revisa que el entregable esté en Drive/repo.</w:t>
+        <w:t>Haz 3–4 de las preguntas de comprobación oral de abajo, a personas distintas y al azar</w:t>
       </w:r>
     </w:p>
     <w:p>
@@ -597,7 +776,71 @@
           <w:color w:val="4A4A49"/>
           <w:sz w:val="22"/>
         </w:rPr>
-        <w:t>Retroalimenta 2–3 equipos en voz alta (errores frecuentes).</w:t>
+        <w:t>(no al que levanta la mano). Es el mecanismo para verificar la regla de los 60 segundos.</w:t>
+      </w:r>
+    </w:p>
+    <w:p>
+      <w:r>
+        <w:rPr>
+          <w:b w:val="0"/>
+          <w:color w:val="4A4A49"/>
+          <w:sz w:val="22"/>
+        </w:rPr>
+        <w:t xml:space="preserve">Aplica el quiz corto de </w:t>
+      </w:r>
+      <w:r>
+        <w:rPr>
+          <w:rFonts w:ascii="Consolas" w:hAnsi="Consolas"/>
+          <w:color w:val="111111"/>
+          <w:sz w:val="21"/>
+        </w:rPr>
+        <w:t>Kit docente/Clase 4/Quiz Clase 4 - Microservicios y arquitecturas distribuidas.docx</w:t>
+      </w:r>
+    </w:p>
+    <w:p>
+      <w:r>
+        <w:rPr>
+          <w:b w:val="0"/>
+          <w:color w:val="4A4A49"/>
+          <w:sz w:val="22"/>
+        </w:rPr>
+        <w:t xml:space="preserve">(la clave va en archivo aparte y </w:t>
+      </w:r>
+      <w:r>
+        <w:rPr>
+          <w:b/>
+          <w:color w:val="4A4A49"/>
+          <w:sz w:val="22"/>
+        </w:rPr>
+        <w:t>no se proyecta</w:t>
+      </w:r>
+      <w:r>
+        <w:rPr>
+          <w:b w:val="0"/>
+          <w:color w:val="4A4A49"/>
+          <w:sz w:val="22"/>
+        </w:rPr>
+        <w:t>).</w:t>
+      </w:r>
+    </w:p>
+    <w:p>
+      <w:r>
+        <w:rPr>
+          <w:b w:val="0"/>
+          <w:color w:val="4A4A49"/>
+          <w:sz w:val="22"/>
+        </w:rPr>
+        <w:t>Mientras responden, verifica que el entregable esté realmente subido.</w:t>
+      </w:r>
+    </w:p>
+    <w:p>
+      <w:r>
+        <w:rPr>
+          <w:b w:val="0"/>
+          <w:color w:val="4A4A49"/>
+          <w:sz w:val="22"/>
+        </w:rPr>
+        <w:t>Retroalimenta 2–3 equipos en voz alta, nombrando el error y la corrección concreta.</w:t>
       </w:r>
     </w:p>
     <w:p>
@@ -620,7 +863,17 @@
           <w:color w:val="4A4A49"/>
           <w:sz w:val="22"/>
         </w:rPr>
-        <w:t>Di: «Criterio de éxito: cualquier integrante explica el artefacto en 60 s.</w:t>
+        <w:t>Di: «Queda avanzado: Diagramar componentes/servicios de CloudLite y sus contratos.</w:t>
+      </w:r>
+    </w:p>
+    <w:p>
+      <w:r>
+        <w:rPr>
+          <w:b w:val="0"/>
+          <w:color w:val="4A4A49"/>
+          <w:sz w:val="22"/>
+        </w:rPr>
+        <w:t>Criterio de éxito: cualquier integrante explica el artefacto en 60 s.</w:t>
       </w:r>
     </w:p>
     <w:p>
@@ -773,7 +1026,59 @@
           <w:color w:val="1A1C1D"/>
           <w:sz w:val="32"/>
         </w:rPr>
-        <w:t>Quiz</w:t>
+        <w:t>Errores frecuentes del estudiante (y cómo corregirlos en el momento)</w:t>
+      </w:r>
+    </w:p>
+    <w:p>
+      <w:pPr>
+        <w:pStyle w:val="ListBullet"/>
+      </w:pPr>
+      <w:r>
+        <w:rPr>
+          <w:b w:val="0"/>
+          <w:color w:val="4A4A49"/>
+          <w:sz w:val="22"/>
+        </w:rPr>
+        <w:t>Inventar 6 u 8 servicios para verse sofisticados. Pregunte por cada uno: que responsabilidad de negocio propia tiene y quien lo despliega por separado.</w:t>
+      </w:r>
+    </w:p>
+    <w:p>
+      <w:pPr>
+        <w:pStyle w:val="ListBullet"/>
+      </w:pPr>
+      <w:r>
+        <w:rPr>
+          <w:b w:val="0"/>
+          <w:color w:val="4A4A49"/>
+          <w:sz w:val="22"/>
+        </w:rPr>
+        <w:t>Flechas sin etiqueta entre servicios. Toda flecha lleva protocolo y formato de datos.</w:t>
+      </w:r>
+    </w:p>
+    <w:p>
+      <w:pPr>
+        <w:pStyle w:val="ListBullet"/>
+      </w:pPr>
+      <w:r>
+        <w:rPr>
+          <w:b w:val="0"/>
+          <w:color w:val="4A4A49"/>
+          <w:sz w:val="22"/>
+        </w:rPr>
+        <w:t>Olvidar que distribuir agrega fallos parciales: exija al menos 2 riesgos de red en la tabla.</w:t>
+      </w:r>
+    </w:p>
+    <w:p>
+      <w:pPr>
+        <w:spacing w:before="200" w:after="60"/>
+      </w:pPr>
+      <w:r>
+        <w:rPr>
+          <w:b/>
+          <w:color w:val="1A1C1D"/>
+          <w:sz w:val="32"/>
+        </w:rPr>
+        <w:t>Preguntas de comprobación oral (no son del quiz)</w:t>
       </w:r>
     </w:p>
     <w:p>
@@ -783,8 +1088,119 @@
           <w:color w:val="4A4A49"/>
           <w:sz w:val="22"/>
         </w:rPr>
-        <w:t xml:space="preserve">Ver </w:t>
+        <w:t>Úsalas en el tramo 100–115, a personas distintas y al azar.</w:t>
       </w:r>
+    </w:p>
+    <w:p>
+      <w:pPr>
+        <w:pStyle w:val="ListNumber"/>
+      </w:pPr>
+      <w:r>
+        <w:rPr>
+          <w:b w:val="0"/>
+          <w:color w:val="4A4A49"/>
+          <w:sz w:val="22"/>
+        </w:rPr>
+        <w:t>Que justifica que dos funciones vivan en servicios separados?</w:t>
+      </w:r>
+    </w:p>
+    <w:p>
+      <w:pPr>
+        <w:pStyle w:val="ListNumber"/>
+      </w:pPr>
+      <w:r>
+        <w:rPr>
+          <w:b w:val="0"/>
+          <w:color w:val="4A4A49"/>
+          <w:sz w:val="22"/>
+        </w:rPr>
+        <w:t>Que cambia cuando una llamada de funcion se vuelve una llamada de red?</w:t>
+      </w:r>
+    </w:p>
+    <w:p>
+      <w:pPr>
+        <w:pStyle w:val="ListNumber"/>
+      </w:pPr>
+      <w:r>
+        <w:rPr>
+          <w:b w:val="0"/>
+          <w:color w:val="4A4A49"/>
+          <w:sz w:val="22"/>
+        </w:rPr>
+        <w:t>Como se llama en su C4 Containers el servicio que expone la API?</w:t>
+      </w:r>
+    </w:p>
+    <w:p>
+      <w:pPr>
+        <w:spacing w:before="200" w:after="60"/>
+      </w:pPr>
+      <w:r>
+        <w:rPr>
+          <w:b/>
+          <w:color w:val="1A1C1D"/>
+          <w:sz w:val="32"/>
+        </w:rPr>
+        <w:t>Solución del taller (privada)</w:t>
+      </w:r>
+    </w:p>
+    <w:p>
+      <w:r>
+        <w:rPr>
+          <w:rFonts w:ascii="Consolas" w:hAnsi="Consolas"/>
+          <w:color w:val="111111"/>
+          <w:sz w:val="21"/>
+        </w:rPr>
+        <w:t>Kit docente/Clase 4/Solucion Taller Clase 4 - CloudLite.docx</w:t>
+      </w:r>
+      <w:r>
+        <w:rPr>
+          <w:b w:val="0"/>
+          <w:color w:val="4A4A49"/>
+          <w:sz w:val="22"/>
+        </w:rPr>
+        <w:t xml:space="preserve"> — es la referencia con la que</w:t>
+      </w:r>
+    </w:p>
+    <w:p>
+      <w:r>
+        <w:rPr>
+          <w:b w:val="0"/>
+          <w:color w:val="4A4A49"/>
+          <w:sz w:val="22"/>
+        </w:rPr>
+        <w:t xml:space="preserve">comparas lo que entregan los equipos. </w:t>
+      </w:r>
+      <w:r>
+        <w:rPr>
+          <w:b/>
+          <w:color w:val="4A4A49"/>
+          <w:sz w:val="22"/>
+        </w:rPr>
+        <w:t>No proyectarla completa</w:t>
+      </w:r>
+      <w:r>
+        <w:rPr>
+          <w:b w:val="0"/>
+          <w:color w:val="4A4A49"/>
+          <w:sz w:val="22"/>
+        </w:rPr>
+        <w:t xml:space="preserve"> antes de que trabajen.</w:t>
+      </w:r>
+    </w:p>
+    <w:p>
+      <w:pPr>
+        <w:spacing w:before="200" w:after="60"/>
+      </w:pPr>
+      <w:r>
+        <w:rPr>
+          <w:b/>
+          <w:color w:val="1A1C1D"/>
+          <w:sz w:val="32"/>
+        </w:rPr>
+        <w:t>Quiz</w:t>
+      </w:r>
+    </w:p>
+    <w:p>
       <w:r>
         <w:rPr>
           <w:rFonts w:ascii="Consolas" w:hAnsi="Consolas"/>
@@ -799,7 +1215,33 @@
           <w:color w:val="4A4A49"/>
           <w:sz w:val="22"/>
         </w:rPr>
-        <w:t xml:space="preserve"> (con respuestas).</w:t>
+        <w:t xml:space="preserve"> (versión estudiante, sin respuestas)</w:t>
+      </w:r>
+    </w:p>
+    <w:p>
+      <w:r>
+        <w:rPr>
+          <w:b w:val="0"/>
+          <w:color w:val="4A4A49"/>
+          <w:sz w:val="22"/>
+        </w:rPr>
+        <w:t xml:space="preserve">y </w:t>
+      </w:r>
+      <w:r>
+        <w:rPr>
+          <w:rFonts w:ascii="Consolas" w:hAnsi="Consolas"/>
+          <w:color w:val="111111"/>
+          <w:sz w:val="21"/>
+        </w:rPr>
+        <w:t>Kit docente/Clase 4/Quiz Clase 4 - CLAVE DOCENTE.docx</w:t>
+      </w:r>
+      <w:r>
+        <w:rPr>
+          <w:b w:val="0"/>
+          <w:color w:val="4A4A49"/>
+          <w:sz w:val="22"/>
+        </w:rPr>
+        <w:t xml:space="preserve"> (clave, privada).</w:t>
       </w:r>
     </w:p>
     <w:p>
@@ -878,7 +1320,7 @@
           <w:color w:val="4A4A49"/>
           <w:sz w:val="22"/>
         </w:rPr>
-        <w:t>Plataforma de entrega: ExamLab (examlab.lovable.app/app). La UNIAJC no tiene campus virtual propio.</w:t>
+        <w:t>Plataforma de entrega: ExamLab (https://examlab.lovable.app/). No es la plataforma oficial de la UNIAJC; la universidad no tiene campus virtual propio.</w:t>
       </w:r>
     </w:p>
     <w:p>
@@ -891,7 +1333,7 @@
           <w:color w:val="4A4A49"/>
           <w:sz w:val="22"/>
         </w:rPr>
-        <w:t>Prohibido pedir cloud con tarjeta.</w:t>
+        <w:t>Prohibido pedir cloud con tarjeta: todo el curso corre con free tier o en el navegador.</w:t>
       </w:r>
     </w:p>
     <w:p>

--- a/Arquitectura de Sistemas Computacionales/Kit docente/Clase 4/Guion Docente Clase 4 - Microservicios y arquitecturas distribuidas.docx
+++ b/Arquitectura de Sistemas Computacionales/Kit docente/Clase 4/Guion Docente Clase 4 - Microservicios y arquitecturas distribuidas.docx
@@ -255,17 +255,7 @@
           <w:color w:val="4A4A49"/>
           <w:sz w:val="22"/>
         </w:rPr>
-        <w:t>Empecemos por el termino que el estudiante trae con mala fama. Un monolito es un sistema que se despliega como una sola unidad: todo su codigo se construye junto y sale al aire junto. No es un insulto ni un error, es la arquitectura correcta por defecto para la mayoria de los sistemas pequenos, y varios proyectos de este curso deberian ser monolitos bien organizados. Un microservicio, en cambio, es una unidad de despliegue independiente con una frontera de responsabilidad de negocio propia. La palabra decisiva es independiente, y admite una prueba de una linea que el docente debe usar como criterio de correccion: si para poner en produccion el servicio A hay que desplegar tambien el servicio B, entonces A y B no son dos microservicios, son un solo sistema partido en dos repositorios, con todos los costos de la distribucion y ninguno de sus beneficios. Tres senales de una frontera real: el servicio es dueno de sus propios datos, puede liberarse a su propio ritmo y corresponde a una capacidad de negocio que se puede nombrar sin usar palabras tecnicas.</w:t>
-      </w:r>
-    </w:p>
-    <w:p>
-      <w:r>
-        <w:rPr>
-          <w:b w:val="0"/>
-          <w:color w:val="4A4A49"/>
-          <w:sz w:val="22"/>
-        </w:rPr>
-        <w:t>El nivel de contenedores del modelo C4 pide dibujar, dentro del sistema, cada cosa que se ejecuta o almacena de forma independiente, con tres datos obligatorios por caja (nombre, tecnologia y responsabilidad en una frase) y cada flecha etiquetada con protocolo y proposito, nunca una linea muda. Aqui hay que repetir la advertencia de la clase pasada, porque es la fuente numero uno de confusion: contenedor en C4 no significa contenedor de Docker. Una aplicacion web de una sola pagina que corre en el navegador, una API, una base de datos gestionada, una cola de mensajes y un proceso trabajador en segundo plano son cinco contenedores C4, aunque solo dos de ellos esten dockerizados. Confundirlo lleva al estudiante a creer que debe empaquetar cada caja con Docker para que el diagrama sea valido, lo cual no es cierto y desvia el trabajo de la semana hacia una tarea que nadie pidio.</w:t>
+        <w:t>Empecemos por el termino que el estudiante trae con mala fama. Un monolito es un sistema que se despliega como una sola unidad: todo su codigo se construye junto y sale al aire junto. No es un insulto ni un error, es la arquitectura correcta por defecto para la mayoria de los sistemas pequenos, y varios proyectos de este curso deberian ser monolitos bien organizados. Un microservicio, en cambio, es una unidad de despliegue independiente con una frontera de responsabilidad de negocio propia. La palabra decisiva es independiente, y admite una prueba de una linea que el docente debe usar como criterio de correccion: si para poner en produccion el servicio A hay que desplegar tambien el servicio B, entonces A y B no son dos microservicios, son un solo sistema partido en dos repositorios, con todos los costos de la distribucion y ninguno de sus beneficios. Tres senales de una frontera real: el servicio es dueno de sus propios datos, puede liberarse a su propio ritmo y corresponde a una capacidad de negocio que se puede nombrar sin usar palabras tecnicas. En cuanto a la notacion, el nivel de contenedores del modelo C4 pide dibujar, dentro del sistema, cada cosa que se ejecuta o almacena de forma independiente, con tres datos obligatorios por caja (nombre, tecnologia y responsabilidad en una frase) y cada flecha etiquetada con protocolo y proposito, nunca una linea muda. Aqui hay que repetir la advertencia de la clase pasada, porque es la fuente numero uno de confusion: contenedor en C4 no significa contenedor de Docker. Una aplicacion web de una sola pagina que corre en el navegador, una API, una base de datos gestionada, una cola de mensajes y un proceso trabajador en segundo plano son cinco contenedores C4, aunque solo dos de ellos esten dockerizados. Confundirlo lleva al estudiante a creer que debe empaquetar cada caja con Docker para que el diagrama sea valido, lo cual no es cierto y desvia el trabajo de la semana hacia una tarea que nadie pidio.</w:t>
       </w:r>
     </w:p>
     <w:p>

--- a/Arquitectura de Sistemas Computacionales/Kit docente/Clase 4/Guion Docente Clase 4 - Microservicios y arquitecturas distribuidas.docx
+++ b/Arquitectura de Sistemas Computacionales/Kit docente/Clase 4/Guion Docente Clase 4 - Microservicios y arquitecturas distribuidas.docx
@@ -899,7 +899,7 @@
           <w:color w:val="4A4A49"/>
           <w:sz w:val="22"/>
         </w:rPr>
-        <w:t>Abran draw.io y creen diagrama Containers/Componentes de CloudLite.</w:t>
+        <w:t>Paso 1: abran el C4 Context de la Clase 1 y escriban la lista canonica de nombres de CloudLite: exactamente 5 contenedores con nombre, responsabilidad en una frase y tecnologia tentativa (por ejemplo SPA Web, API CloudLite, Worker Notificaciones, Base de datos Citas, Cola Notificaciones), verificando que ninguno de los 5 sea un modulo interno de otro y que ningun nombre se repita; esa lista se congela y la reutilizan las clases 7, 11 y 15.</w:t>
       </w:r>
     </w:p>
     <w:p>
@@ -912,7 +912,7 @@
           <w:color w:val="4A4A49"/>
           <w:sz w:val="22"/>
         </w:rPr>
-        <w:t>Limiten a 2–5 servicios/contenedores lógicos justificados.</w:t>
+        <w:t>Paso 2: escriban en ExamLab el diagrama C4Container en Mermaid con los 5 contenedores dentro de un Container_Boundary, los 2 Person y los 2 System_Ext de la Clase 1, y 8 relaciones etiquetadas con protocolo y puerto, verificando al renderizar que la base de datos usa ContainerDb, la cola usa ContainerQueue y que ningun actor habla directamente con la base de datos.</w:t>
       </w:r>
     </w:p>
     <w:p>
@@ -925,7 +925,7 @@
           <w:color w:val="4A4A49"/>
           <w:sz w:val="22"/>
         </w:rPr>
-        <w:t>Listen 3 contratos (quién llama a quién, verbo HTTP o evento).</w:t>
+        <w:t>Paso 3: definan los 3 contratos entre partes en una tabla de 6 columnas (ID, consumidor a proveedor, verbo y ruta, request, respuesta 2xx, error de negocio), verificando que al menos un contrato sea asincrono por evento y que cada fila declare un codigo de error de negocio real como 409 CUPO_OCUPADO o 401 TOKEN_INVALIDO, no solo 500.</w:t>
       </w:r>
     </w:p>
     <w:p>
@@ -938,7 +938,7 @@
           <w:color w:val="4A4A49"/>
           <w:sz w:val="22"/>
         </w:rPr>
-        <w:t>Exporten PNG + archivo .drawio al Drive/repo del PI.</w:t>
+        <w:t>Paso 4: escriban el sequenceDiagram del contrato principal con 5 participantes y un bloque alt que cubra el camino feliz y el camino de error 409, verificando que los nombres de los participantes sean identicos a los 5 contenedores del paso 1 y que el mensaje de error muestre el mismo codigo declarado en la tabla de contratos.</w:t>
       </w:r>
     </w:p>
     <w:p>
@@ -951,7 +951,7 @@
           <w:color w:val="4A4A49"/>
           <w:sz w:val="22"/>
         </w:rPr>
-        <w:t>En el informe: sección «Arquitectura lógica» + riesgos de distribución.</w:t>
+        <w:t>Paso 5: redacten los 3 riesgos de distribucion con su mitigacion, actualicen la seccion Arquitectura logica del informe con el diagrama y la tabla de contratos, y suban las 5 preguntas a ExamLab (modulo Talleres) antes del domingo 23:59, verificando que la lista canonica de 5 nombres aparezca identica en el diagrama, en los contratos y en el informe.</w:t>
       </w:r>
     </w:p>
     <w:p>

--- a/Arquitectura de Sistemas Computacionales/Kit docente/Clase 4/Guion Docente Clase 4 - Microservicios y arquitecturas distribuidas.docx
+++ b/Arquitectura de Sistemas Computacionales/Kit docente/Clase 4/Guion Docente Clase 4 - Microservicios y arquitecturas distribuidas.docx
@@ -295,7 +295,7 @@
           <w:color w:val="4A4A49"/>
           <w:sz w:val="22"/>
         </w:rPr>
-        <w:t>El punto donde los proyectos academicos se rompen es el de los datos. La regla ortodoxa de los microservicios dice que cada servicio es dueno exclusivo de su base de datos y que nadie mas la consulta directamente; si dos servicios comparten tablas, estan acoplados y no pueden desplegarse por separado, lo que contradice la definicion. Pero cumplir esa regla tiene un precio real: una consulta que antes era un join deja de existir y hay que resolverla llamando a otro servicio, y una operacion que abarca dos servicios ya no puede ser una transaccion unica sino una secuencia de pasos con compensaciones. Eso introduce consistencia eventual, es decir un lapso durante el cual dos partes del sistema tienen versiones distintas de la verdad, con consecuencias visibles para el usuario. La postura honesta para este curso, y hay que enunciarla en voz alta, es que un CloudLite con una base de datos compartida y propiedad de tablas claramente documentada resulta aceptable, siempre que el equipo lo registre como un trade-off consciente en su informe y no lo presente como microservicios puros. Fingir ortodoxia es peor que documentar una concesion.</w:t>
+        <w:t>El punto donde los proyectos academicos se rompen es el de los datos. La regla ortodoxa de los microservicios dice que cada servicio es dueno exclusivo de su base de datos y que nadie mas la consulta directamente; si dos servicios comparten tablas, estan acoplados y no pueden desplegarse por separado, lo que contradice la definicion. Pero cumplir esa regla tiene un precio real: una consulta que antes era un join deja de existir y hay que resolverla llamando a otro servicio, y una operacion que abarca dos servicios ya no puede ser una transaccion unica sino una secuencia de pasos con compensaciones. Eso introduce consistencia eventual, es decir un lapso durante el cual dos partes del sistema tienen versiones distintas de la verdad, con consecuencias visibles para el usuario. La postura honesta para este curso, y hay que enunciarla en voz alta, es que un CloudLite con una base de datos compartida y propiedad de tablas claramente documentada resulta aceptable, siempre que el estudiante lo registre como un trade-off consciente en su informe y no lo presente como microservicios puros. Fingir ortodoxia es peor que documentar una concesion.</w:t>
       </w:r>
     </w:p>
     <w:p>
@@ -305,7 +305,7 @@
           <w:color w:val="4A4A49"/>
           <w:sz w:val="22"/>
         </w:rPr>
-        <w:t>El segundo entregable, la tabla de riesgos de distribucion, es lo que impide que la clase quede en pura teoria. Debe tener cinco columnas y entre cuatro y seis filas, no mas: riesgo enunciado como frase de falla, componente afectado, impacto en el usuario, mitigacion concreta y donde queda la evidencia. Filas esperables en CloudLite Turnos: «el proveedor de correo no responde» afecta al trabajador de notificaciones, el usuario reserva pero no recibe confirmacion, y se mitiga con cola mas reintentos con espera creciente y un aviso en pantalla de que el correo puede tardar; «la base de datos alcanza su limite de conexiones» afecta a la API, todos los usuarios ven errores, y se mitiga con un pool de conexiones acotado; «el reintento duplica la reserva» se mitiga con un identificador de operacion idempotente. Si un equipo dice que no encuentra riesgos, casi siempre es porque su diagrama tiene flechas sin protocolo: no sabe por donde puede romperse porque nunca definio como se comunican las piezas.</w:t>
+        <w:t>El segundo entregable, la tabla de riesgos de distribucion, es lo que impide que la clase quede en pura teoria. Debe tener cinco columnas y entre cuatro y seis filas, no mas: riesgo enunciado como frase de falla, componente afectado, impacto en el usuario, mitigacion concreta y donde queda la evidencia. Filas esperables en CloudLite Turnos: «el proveedor de correo no responde» afecta al trabajador de notificaciones, el usuario reserva pero no recibe confirmacion, y se mitiga con cola mas reintentos con espera creciente y un aviso en pantalla de que el correo puede tardar; «la base de datos alcanza su limite de conexiones» afecta a la API, todos los usuarios ven errores, y se mitiga con un pool de conexiones acotado; «el reintento duplica la reserva» se mitiga con un identificador de operacion idempotente. Si un estudiante dice que no encuentra riesgos, casi siempre es porque su diagrama tiene flechas sin protocolo: no sabe por donde puede romperse porque nunca definio como se comunican las piezas.</w:t>
       </w:r>
     </w:p>
     <w:p>
@@ -315,7 +315,7 @@
           <w:color w:val="4A4A49"/>
           <w:sz w:val="22"/>
         </w:rPr>
-        <w:t>Las preguntas de esta clase son predecibles y conviene responderlas con firmeza. Cuantos microservicios son los correctos: no hay numero correcto, hay justificacion por frontera, y el rango de dos a cinco contenedores que exige el curso es una restriccion pedagogica pensada para equipos de dos o tres personas en doce semanas, no un hallazgo de la ingenieria. Si las empresas grandes tienen cientos de servicios, por que nosotros solo tres: porque el numero de servicios que una organizacion puede sostener es funcion del numero de equipos autonomos y de la madurez de su automatizacion de despliegue y observabilidad, condiciones que un equipo de tres no tiene, y copiar la forma sin las condiciones produce lo que aqui se llama microservicios teatro. Y la tercera, que hay que responder sin ambiguedad: esta mal hacer un monolito. No; esta mal hacerlo sin saber que se eligio, y un monolito modular bien argumentado recibe mejor calificacion que cinco servicios sin razon. Conviene cerrar ubicando el curso: este diagrama es el ultimo insumo del Parcial 1 de la Clase 5; en la Clase 6 cada flecha se convertira en una superficie de ataque que hay que proteger; en la Clase 7 estas mismas cajas se reubicaran en un diagrama de despliegue con zonas publicas y privadas, conservando exactamente los mismos nombres; en la Clase 8 cada contenedor implicara su propio pipeline de integracion continua; y en las Clases 12 y 13 se preguntara cual de estas piezas es el cuello de botella y cual se puede replicar.</w:t>
+        <w:t>Las preguntas de esta clase son predecibles y conviene responderlas con firmeza. Cuantos microservicios son los correctos: no hay numero correcto, hay justificacion por frontera, y el rango de dos a cinco contenedores que exige el curso es una restriccion pedagogica pensada para proyectos de una a tres personas en doce semanas, no un hallazgo de la ingenieria. Si las empresas grandes tienen cientos de servicios, por que nosotros solo tres: porque el numero de servicios que una organizacion puede sostener es funcion del numero de equipos autonomos y de la madurez de su automatizacion de despliegue y observabilidad, condiciones que un equipo de tres no tiene, y copiar la forma sin las condiciones produce lo que aqui se llama microservicios teatro. Y la tercera, que hay que responder sin ambiguedad: esta mal hacer un monolito. No; esta mal hacerlo sin saber que se eligio, y un monolito modular bien argumentado recibe mejor calificacion que cinco servicios sin razon. Conviene cerrar ubicando el curso: este diagrama es el ultimo insumo del Parcial 1 de la Clase 5; en la Clase 6 cada flecha se convertira en una superficie de ataque que hay que proteger; en la Clase 7 estas mismas cajas se reubicaran en un diagrama de despliegue con zonas publicas y privadas, conservando exactamente los mismos nombres; en la Clase 8 cada contenedor implicara su propio pipeline de integracion continua; y en las Clases 12 y 13 se preguntara cual de estas piezas es el cuello de botella y cual se puede replicar.</w:t>
       </w:r>
     </w:p>
     <w:p>
@@ -325,7 +325,7 @@
           <w:color w:val="4A4A49"/>
           <w:sz w:val="22"/>
         </w:rPr>
-        <w:t>Error tipico del docente que no domina el tema: aplaudir un diagrama con ocho microservicios sin preguntar por que existe cada uno. El numero de servicios no mide calidad arquitectonica; la justificacion de cada frontera si. La consecuencia aguas abajo es que ese equipo llega a la Clase 7 con ocho cajas que no puede ubicar en zonas de red, a la Clase 8 con ocho pipelines que nunca construira y a la Clase 12 sin poder identificar un cuello de botella, porque no entiende el flujo de su propio sistema. El segundo error es tratar la latencia y los fallos parciales como un detalle de implementacion que se vera despues: si hoy no se dice que una flecha en el diagrama es una llamada de red que puede fallar, el estudiante disenara como si distribuir fuera gratis, no incluira timeouts ni idempotencia en su tabla de riesgos, y en la Clase 13 pedira autoescalado como solucion magica a un problema de diseno originado precisamente en esta clase.</w:t>
+        <w:t>Error tipico del docente que no domina el tema: aplaudir un diagrama con ocho microservicios sin preguntar por que existe cada uno. El numero de servicios no mide calidad arquitectonica; la justificacion de cada frontera si. La consecuencia aguas abajo es que ese estudiante llega a la Clase 7 con ocho cajas que no puede ubicar en zonas de red, a la Clase 8 con ocho pipelines que nunca construira y a la Clase 12 sin poder identificar un cuello de botella, porque no entiende el flujo de su propio sistema. El segundo error es tratar la latencia y los fallos parciales como un detalle de implementacion que se vera despues: si hoy no se dice que una flecha en el diagrama es una llamada de red que puede fallar, el estudiante disenara como si distribuir fuera gratis, no incluira timeouts ni idempotencia en su tabla de riesgos, y en la Clase 13 pedira autoescalado como solucion magica a un problema de diseno originado precisamente en esta clase.</w:t>
       </w:r>
     </w:p>
     <w:p>
@@ -443,7 +443,7 @@
           <w:color w:val="4A4A49"/>
           <w:sz w:val="22"/>
         </w:rPr>
-        <w:t>Pregunta de arranque (1 min): «¿en qué quedó su CloudLite la clase pasada?» — sirve para detectar equipos rezagados antes de avanzar.</w:t>
+        <w:t>Pregunta de arranque (1 min): «¿En qué quedó tu CloudLite la clase pasada?» — sirve para detectar estudiantes rezagados antes de avanzar.</w:t>
       </w:r>
     </w:p>
     <w:p>
@@ -545,7 +545,7 @@
           <w:color w:val="4A4A49"/>
           <w:sz w:val="22"/>
         </w:rPr>
-        <w:t>Pide un equipo voluntario y usa SU dominio como ejemplo en vivo (no el de la demo).</w:t>
+        <w:t>Pide un estudiante voluntario y usa SU dominio como ejemplo en vivo (no el de la demo).</w:t>
       </w:r>
     </w:p>
     <w:p>
@@ -703,7 +703,7 @@
           <w:color w:val="1A1C1D"/>
           <w:sz w:val="32"/>
         </w:rPr>
-        <w:t>55–100 · Taller guiado PI (equipos)</w:t>
+        <w:t>55–100 · Taller guiado PI (individual · equipos de 2–3 solo si tú los autorizaste)</w:t>
       </w:r>
     </w:p>
     <w:p>
@@ -830,7 +830,7 @@
           <w:color w:val="4A4A49"/>
           <w:sz w:val="22"/>
         </w:rPr>
-        <w:t>Retroalimenta 2–3 equipos en voz alta, nombrando el error y la corrección concreta.</w:t>
+        <w:t>Retroalimenta 2–3 estudiantes en voz alta, nombrando el error y la corrección concreta.</w:t>
       </w:r>
     </w:p>
     <w:p>
@@ -863,7 +863,7 @@
           <w:color w:val="4A4A49"/>
           <w:sz w:val="22"/>
         </w:rPr>
-        <w:t>Criterio de éxito: cualquier integrante explica el artefacto en 60 s.</w:t>
+        <w:t>Criterio de éxito: el estudiante explica su artefacto en 60 s.</w:t>
       </w:r>
     </w:p>
     <w:p>
@@ -1003,7 +1003,7 @@
           <w:color w:val="4A4A49"/>
           <w:sz w:val="22"/>
         </w:rPr>
-        <w:t>Explicación oral de 60 s por integrante (muestreo).</w:t>
+        <w:t>Explicación oral de 60 s por estudiante (muestreo; si autorizaste equipos, pregunta a cualquier integrante).</w:t>
       </w:r>
     </w:p>
     <w:p>
@@ -1158,7 +1158,7 @@
           <w:color w:val="4A4A49"/>
           <w:sz w:val="22"/>
         </w:rPr>
-        <w:t xml:space="preserve">comparas lo que entregan los equipos. </w:t>
+        <w:t xml:space="preserve">comparas lo que entregan los estudiantes. </w:t>
       </w:r>
       <w:r>
         <w:rPr>

--- a/Arquitectura de Sistemas Computacionales/Kit docente/Clase 4/Guion Docente Clase 4 - Microservicios y arquitecturas distribuidas.docx
+++ b/Arquitectura de Sistemas Computacionales/Kit docente/Clase 4/Guion Docente Clase 4 - Microservicios y arquitecturas distribuidas.docx
@@ -69,7 +69,7 @@
           <w:color w:val="4A4A49"/>
           <w:sz w:val="22"/>
         </w:rPr>
-        <w:t>Tipo: Clase regular (teoría + taller PI)</w:t>
+        <w:t>Tipo: Clase regular (teoría + taller PI) · encuentro síncrono</w:t>
       </w:r>
     </w:p>
     <w:p>
@@ -1310,7 +1310,7 @@
           <w:color w:val="4A4A49"/>
           <w:sz w:val="22"/>
         </w:rPr>
-        <w:t>Plataforma de entrega: ExamLab (https://examlab.lovable.app/). No es la plataforma oficial de la UNIAJC; la universidad no tiene campus virtual propio.</w:t>
+        <w:t>Plataforma de entrega: ExamLab (https://uniaj.examlab.workers.dev/). No es la plataforma oficial de la UNIAJC; la universidad no tiene campus virtual propio.</w:t>
       </w:r>
     </w:p>
     <w:p>

--- a/Arquitectura de Sistemas Computacionales/Kit docente/Clase 4/Guion Docente Clase 4 - Microservicios y arquitecturas distribuidas.docx
+++ b/Arquitectura de Sistemas Computacionales/Kit docente/Clase 4/Guion Docente Clase 4 - Microservicios y arquitecturas distribuidas.docx
@@ -329,13 +329,26 @@
       </w:r>
     </w:p>
     <w:p>
+      <w:pPr>
+        <w:spacing w:before="200" w:after="60"/>
+      </w:pPr>
+      <w:r>
+        <w:rPr>
+          <w:b/>
+          <w:color w:val="1A1C1D"/>
+          <w:sz w:val="32"/>
+        </w:rPr>
+        <w:t>Referencias a diapositivas</w:t>
+      </w:r>
+    </w:p>
+    <w:p>
       <w:r>
         <w:rPr>
           <w:b w:val="0"/>
           <w:color w:val="4A4A49"/>
           <w:sz w:val="22"/>
         </w:rPr>
-        <w:t xml:space="preserve">Referencia de slides: </w:t>
+        <w:t xml:space="preserve">Numeración real del deck </w:t>
       </w:r>
       <w:r>
         <w:rPr>
@@ -351,7 +364,199 @@
           <w:color w:val="4A4A49"/>
           <w:sz w:val="22"/>
         </w:rPr>
-        <w:t xml:space="preserve"> (solo tema de esta clase).</w:t>
+        <w:t xml:space="preserve"> (solo tema</w:t>
+      </w:r>
+    </w:p>
+    <w:p>
+      <w:r>
+        <w:rPr>
+          <w:b w:val="0"/>
+          <w:color w:val="4A4A49"/>
+          <w:sz w:val="22"/>
+        </w:rPr>
+        <w:t>de esta clase). Las etiquetas [Slide N] del plan y del fundamento apuntan aquí.</w:t>
+      </w:r>
+    </w:p>
+    <w:p>
+      <w:pPr>
+        <w:pStyle w:val="ListNumber"/>
+      </w:pPr>
+      <w:r>
+        <w:rPr>
+          <w:b w:val="0"/>
+          <w:color w:val="4A4A49"/>
+          <w:sz w:val="22"/>
+        </w:rPr>
+        <w:t>Portada · Clase 4 · Microservicios · Arquitecturas distribuidas</w:t>
+      </w:r>
+    </w:p>
+    <w:p>
+      <w:pPr>
+        <w:pStyle w:val="ListNumber"/>
+      </w:pPr>
+      <w:r>
+        <w:rPr>
+          <w:b w:val="0"/>
+          <w:color w:val="4A4A49"/>
+          <w:sz w:val="22"/>
+        </w:rPr>
+        <w:t>Agenda de hoy (120 min)</w:t>
+      </w:r>
+    </w:p>
+    <w:p>
+      <w:pPr>
+        <w:pStyle w:val="ListNumber"/>
+      </w:pPr>
+      <w:r>
+        <w:rPr>
+          <w:b w:val="0"/>
+          <w:color w:val="4A4A49"/>
+          <w:sz w:val="22"/>
+        </w:rPr>
+        <w:t>Objetivos de la clase</w:t>
+      </w:r>
+    </w:p>
+    <w:p>
+      <w:pPr>
+        <w:pStyle w:val="ListNumber"/>
+      </w:pPr>
+      <w:r>
+        <w:rPr>
+          <w:b w:val="0"/>
+          <w:color w:val="4A4A49"/>
+          <w:sz w:val="22"/>
+        </w:rPr>
+        <w:t>PI CloudLite — entregable de hoy</w:t>
+      </w:r>
+    </w:p>
+    <w:p>
+      <w:pPr>
+        <w:pStyle w:val="ListNumber"/>
+      </w:pPr>
+      <w:r>
+        <w:rPr>
+          <w:b w:val="0"/>
+          <w:color w:val="4A4A49"/>
+          <w:sz w:val="22"/>
+        </w:rPr>
+        <w:t>Monolito vs microservicios (para el PI)</w:t>
+      </w:r>
+    </w:p>
+    <w:p>
+      <w:pPr>
+        <w:pStyle w:val="ListNumber"/>
+      </w:pPr>
+      <w:r>
+        <w:rPr>
+          <w:b w:val="0"/>
+          <w:color w:val="4A4A49"/>
+          <w:sz w:val="22"/>
+        </w:rPr>
+        <w:t>C4-lite en draw.io</w:t>
+      </w:r>
+    </w:p>
+    <w:p>
+      <w:pPr>
+        <w:pStyle w:val="ListNumber"/>
+      </w:pPr>
+      <w:r>
+        <w:rPr>
+          <w:b w:val="0"/>
+          <w:color w:val="4A4A49"/>
+          <w:sz w:val="22"/>
+        </w:rPr>
+        <w:t>Distribuido implica fallos</w:t>
+      </w:r>
+    </w:p>
+    <w:p>
+      <w:pPr>
+        <w:pStyle w:val="ListNumber"/>
+      </w:pPr>
+      <w:r>
+        <w:rPr>
+          <w:b w:val="0"/>
+          <w:color w:val="4A4A49"/>
+          <w:sz w:val="22"/>
+        </w:rPr>
+        <w:t>Ejemplo de diagrama C4 — nivel Containers</w:t>
+      </w:r>
+    </w:p>
+    <w:p>
+      <w:pPr>
+        <w:pStyle w:val="ListNumber"/>
+      </w:pPr>
+      <w:r>
+        <w:rPr>
+          <w:b w:val="0"/>
+          <w:color w:val="4A4A49"/>
+          <w:sz w:val="22"/>
+        </w:rPr>
+        <w:t>Microservicios de verdad vs microservicios teatro</w:t>
+      </w:r>
+    </w:p>
+    <w:p>
+      <w:pPr>
+        <w:pStyle w:val="ListNumber"/>
+      </w:pPr>
+      <w:r>
+        <w:rPr>
+          <w:b w:val="0"/>
+          <w:color w:val="4A4A49"/>
+          <w:sz w:val="22"/>
+        </w:rPr>
+        <w:t>Herramientas de hoy</w:t>
+      </w:r>
+    </w:p>
+    <w:p>
+      <w:pPr>
+        <w:pStyle w:val="ListNumber"/>
+      </w:pPr>
+      <w:r>
+        <w:rPr>
+          <w:b w:val="0"/>
+          <w:color w:val="4A4A49"/>
+          <w:sz w:val="22"/>
+        </w:rPr>
+        <w:t>Del boceto a ExamLab (diagrama)</w:t>
+      </w:r>
+    </w:p>
+    <w:p>
+      <w:pPr>
+        <w:pStyle w:val="ListNumber"/>
+      </w:pPr>
+      <w:r>
+        <w:rPr>
+          <w:b w:val="0"/>
+          <w:color w:val="4A4A49"/>
+          <w:sz w:val="22"/>
+        </w:rPr>
+        <w:t>Taller PI (paso a paso)</w:t>
+      </w:r>
+    </w:p>
+    <w:p>
+      <w:pPr>
+        <w:pStyle w:val="ListNumber"/>
+      </w:pPr>
+      <w:r>
+        <w:rPr>
+          <w:b w:val="0"/>
+          <w:color w:val="4A4A49"/>
+          <w:sz w:val="22"/>
+        </w:rPr>
+        <w:t>Para continuar (PI)</w:t>
+      </w:r>
+    </w:p>
+    <w:p>
+      <w:pPr>
+        <w:pStyle w:val="ListNumber"/>
+      </w:pPr>
+      <w:r>
+        <w:rPr>
+          <w:b w:val="0"/>
+          <w:color w:val="4A4A49"/>
+          <w:sz w:val="22"/>
+        </w:rPr>
+        <w:t>Clase 4 · PI en movimiento</w:t>
       </w:r>
     </w:p>
     <w:p>
@@ -377,7 +582,7 @@
           <w:color w:val="1A1C1D"/>
           <w:sz w:val="32"/>
         </w:rPr>
-        <w:t>0–10 · Encuadre PI</w:t>
+        <w:t>0–10 · Encuadre PI · [Slide 2][Slide 3][Slide 4]</w:t>
       </w:r>
     </w:p>
     <w:p>
@@ -456,7 +661,7 @@
           <w:color w:val="1A1C1D"/>
           <w:sz w:val="32"/>
         </w:rPr>
-        <w:t>10–40 · Teoría Core (al servicio del taller)</w:t>
+        <w:t>10–40 · Teoría Core (al servicio del taller) · desde [Slide 5]</w:t>
       </w:r>
     </w:p>
     <w:p>
@@ -558,7 +763,7 @@
           <w:color w:val="1A1C1D"/>
           <w:sz w:val="32"/>
         </w:rPr>
-        <w:t>40–55 · Demo en vivo</w:t>
+        <w:t>40–55 · Demo en vivo · [Slide 11]</w:t>
       </w:r>
     </w:p>
     <w:p>
@@ -694,6 +899,126 @@
       </w:r>
     </w:p>
     <w:p>
+      <w:r>
+        <w:rPr>
+          <w:b/>
+          <w:color w:val="4A4A49"/>
+          <w:sz w:val="22"/>
+        </w:rPr>
+        <w:t>Cierra la demo dentro de ExamLab</w:t>
+      </w:r>
+      <w:r>
+        <w:rPr>
+          <w:b w:val="0"/>
+          <w:color w:val="4A4A49"/>
+          <w:sz w:val="22"/>
+        </w:rPr>
+        <w:t xml:space="preserve"> [Slide 11] — es el paso que el estudiante no adivina: pasa el boceto a codigo Mermaid con ayuda de una IA, pegalo en la pregunta de diagrama y muestralo renderizado.</w:t>
+      </w:r>
+    </w:p>
+    <w:p>
+      <w:r>
+        <w:rPr>
+          <w:b/>
+          <w:color w:val="4A4A49"/>
+          <w:sz w:val="22"/>
+        </w:rPr>
+        <w:t>Del boceto al codigo Mermaid.</w:t>
+      </w:r>
+      <w:r>
+        <w:rPr>
+          <w:b w:val="0"/>
+          <w:color w:val="4A4A49"/>
+          <w:sz w:val="22"/>
+        </w:rPr>
+        <w:t xml:space="preserve"> No subas una imagen: la respuesta de esta pregunta es texto Mermaid.</w:t>
+      </w:r>
+    </w:p>
+    <w:p>
+      <w:pPr>
+        <w:pStyle w:val="ListBullet"/>
+      </w:pPr>
+      <w:r>
+        <w:rPr>
+          <w:b/>
+          <w:color w:val="4A4A49"/>
+          <w:sz w:val="22"/>
+        </w:rPr>
+        <w:t>1. Disena visual</w:t>
+      </w:r>
+      <w:r>
+        <w:rPr>
+          <w:b w:val="0"/>
+          <w:color w:val="4A4A49"/>
+          <w:sz w:val="22"/>
+        </w:rPr>
+        <w:t xml:space="preserve"> Dibuja el diagrama como quieras en Excalidraw o draw.io: es mas rapido arrastrar cajas que escribir codigo, y ahi es donde piensas el modelo.</w:t>
+      </w:r>
+    </w:p>
+    <w:p>
+      <w:pPr>
+        <w:pStyle w:val="ListBullet"/>
+      </w:pPr>
+      <w:r>
+        <w:rPr>
+          <w:b/>
+          <w:color w:val="4A4A49"/>
+          <w:sz w:val="22"/>
+        </w:rPr>
+        <w:t>2. Traduce con IA</w:t>
+      </w:r>
+      <w:r>
+        <w:rPr>
+          <w:b w:val="0"/>
+          <w:color w:val="4A4A49"/>
+          <w:sz w:val="22"/>
+        </w:rPr>
+        <w:t xml:space="preserve"> Copia o describe tu boceto a una IA y pidele el codigo Mermaid: «convierte este diagrama a Mermaid usando el tipo que pide el enunciado». Revisa el resultado: la IA acierta la sintaxis, no tu modelo.</w:t>
+      </w:r>
+    </w:p>
+    <w:p>
+      <w:pPr>
+        <w:pStyle w:val="ListBullet"/>
+      </w:pPr>
+      <w:r>
+        <w:rPr>
+          <w:b/>
+          <w:color w:val="4A4A49"/>
+          <w:sz w:val="22"/>
+        </w:rPr>
+        <w:t>3. Pega y renderiza en ExamLab</w:t>
+      </w:r>
+      <w:r>
+        <w:rPr>
+          <w:b w:val="0"/>
+          <w:color w:val="4A4A49"/>
+          <w:sz w:val="22"/>
+        </w:rPr>
+        <w:t xml:space="preserve"> Pega ese codigo en la caja de texto de la pregunta y mira como lo dibuja la plataforma. Si no renderiza, corrige ahi mismo: lo que se califica es el diagrama renderizado dentro de ExamLab.</w:t>
+      </w:r>
+    </w:p>
+    <w:p>
+      <w:pPr>
+        <w:pStyle w:val="ListBullet"/>
+      </w:pPr>
+      <w:r>
+        <w:rPr>
+          <w:b/>
+          <w:color w:val="4A4A49"/>
+          <w:sz w:val="22"/>
+        </w:rPr>
+        <w:t>4. Guarda el PNG para tu PI</w:t>
+      </w:r>
+      <w:r>
+        <w:rPr>
+          <w:b w:val="0"/>
+          <w:color w:val="4A4A49"/>
+          <w:sz w:val="22"/>
+        </w:rPr>
+        <w:t xml:space="preserve"> Exporta tambien la imagen a la carpeta de tu Proyecto Integrador. Esa copia es para tu informe; no reemplaza la respuesta en la plataforma.</w:t>
+      </w:r>
+    </w:p>
+    <w:p>
       <w:pPr>
         <w:spacing w:before="200" w:after="60"/>
       </w:pPr>
@@ -703,7 +1028,7 @@
           <w:color w:val="1A1C1D"/>
           <w:sz w:val="32"/>
         </w:rPr>
-        <w:t>55–100 · Taller guiado PI (individual · equipos de 2–3 solo si tú los autorizaste)</w:t>
+        <w:t>55–100 · Taller guiado PI (individual · equipos de 2–3 solo si tú los autorizaste) · [Slide 12]</w:t>
       </w:r>
     </w:p>
     <w:p>
@@ -843,7 +1168,7 @@
           <w:color w:val="1A1C1D"/>
           <w:sz w:val="32"/>
         </w:rPr>
-        <w:t>115–120 · Cierre</w:t>
+        <w:t>115–120 · Cierre · [Slide 14]</w:t>
       </w:r>
     </w:p>
     <w:p>
@@ -1258,12 +1583,28 @@
           <w:color w:val="C23E12"/>
           <w:sz w:val="21"/>
         </w:rPr>
-        <w:t>📸  Pantallazo: herramienta del día en uso con artefacto CloudLite</w:t>
+        <w:t>📸  La herramienta del día en uso con el artefacto CloudLite</w:t>
       </w:r>
     </w:p>
     <w:p>
       <w:pPr>
         <w:shd w:val="clear" w:fill="F2F2F3"/>
+        <w:spacing w:after="20"/>
+      </w:pPr>
+      <w:r>
+        <w:rPr>
+          <w:b/>
+          <w:i/>
+          <w:color w:val="4A4A49"/>
+          <w:sz w:val="18"/>
+        </w:rPr>
+        <w:t>Esta imagen todavía no existe. Cómo producirla:</w:t>
+      </w:r>
+    </w:p>
+    <w:p>
+      <w:pPr>
+        <w:shd w:val="clear" w:fill="F2F2F3"/>
+        <w:ind w:left="216"/>
       </w:pPr>
       <w:r>
         <w:rPr>
@@ -1271,20 +1612,50 @@
           <w:color w:val="4A4A49"/>
           <w:sz w:val="18"/>
         </w:rPr>
-        <w:t>[  Inserta aquí la captura de pantalla  ]</w:t>
+        <w:t>1) Abre draw.io / diagrams.net y repite la demo de este guion.  2) Captura solo la ventana útil, no el escritorio completo.  3) Recorta a ~1200 px de ancho.  4) Guárdala como Kit docente/Clase 4/Capturas/demo-clase04.png.  5) Vuelve a generar el guion y la imagen queda embebida aquí sola. Detalle en Capturas/README.txt.</w:t>
       </w:r>
     </w:p>
     <w:p>
       <w:pPr>
-        <w:pStyle w:val="ListBullet"/>
+        <w:shd w:val="clear" w:fill="FFF4EC"/>
+        <w:spacing w:before="80" w:after="40"/>
       </w:pPr>
       <w:r>
         <w:rPr>
-          <w:b w:val="0"/>
+          <w:b/>
+          <w:color w:val="C23E12"/>
+          <w:sz w:val="21"/>
+        </w:rPr>
+        <w:t>📸  Evidencia del entregable de un estudiante (diagrama / YAML / lab)</w:t>
+      </w:r>
+    </w:p>
+    <w:p>
+      <w:pPr>
+        <w:shd w:val="clear" w:fill="F2F2F3"/>
+        <w:spacing w:after="20"/>
+      </w:pPr>
+      <w:r>
+        <w:rPr>
+          <w:b/>
+          <w:i/>
           <w:color w:val="4A4A49"/>
-          <w:sz w:val="22"/>
+          <w:sz w:val="18"/>
         </w:rPr>
-        <w:t>📸 Pantallazo: evidencia de entregable (diagrama/YAML/lab)</w:t>
+        <w:t>Esta imagen todavía no existe. Cómo producirla:</w:t>
+      </w:r>
+    </w:p>
+    <w:p>
+      <w:pPr>
+        <w:shd w:val="clear" w:fill="F2F2F3"/>
+        <w:ind w:left="216"/>
+      </w:pPr>
+      <w:r>
+        <w:rPr>
+          <w:i/>
+          <w:color w:val="4A4A49"/>
+          <w:sz w:val="18"/>
+        </w:rPr>
+        <w:t>1) Con permiso del estudiante, captura su artefacto de hoy.  2) Recorta nombre y correo antes de guardar.  3) Guárdala como Kit docente/Clase 4/Capturas/evidencia-clase04.png.  4) Es para tu registro del corte; no se proyecta en clase.</w:t>
       </w:r>
     </w:p>
     <w:p>

--- a/Arquitectura de Sistemas Computacionales/Kit docente/Clase 4/Guion Docente Clase 4 - Microservicios y arquitecturas distribuidas.docx
+++ b/Arquitectura de Sistemas Computacionales/Kit docente/Clase 4/Guion Docente Clase 4 - Microservicios y arquitecturas distribuidas.docx
@@ -973,7 +973,23 @@
           <w:color w:val="4A4A49"/>
           <w:sz w:val="22"/>
         </w:rPr>
-        <w:t xml:space="preserve"> Copia o describe tu boceto a una IA y pidele el codigo Mermaid: «convierte este diagrama a Mermaid usando el tipo que pide el enunciado». Revisa el resultado: la IA acierta la sintaxis, no tu modelo.</w:t>
+        <w:t xml:space="preserve"> Copia o describe tu boceto a una IA y pidele el codigo Mermaid: «convierte este diagrama a Mermaid usando </w:t>
+      </w:r>
+      <w:r>
+        <w:rPr>
+          <w:rFonts w:ascii="Consolas" w:hAnsi="Consolas"/>
+          <w:color w:val="111111"/>
+          <w:sz w:val="21"/>
+        </w:rPr>
+        <w:t>C4Container</w:t>
+      </w:r>
+      <w:r>
+        <w:rPr>
+          <w:b w:val="0"/>
+          <w:color w:val="4A4A49"/>
+          <w:sz w:val="22"/>
+        </w:rPr>
+        <w:t>». Revisa el resultado: la IA acierta la sintaxis, no tu modelo.</w:t>
       </w:r>
     </w:p>
     <w:p>
@@ -1224,7 +1240,7 @@
           <w:color w:val="4A4A49"/>
           <w:sz w:val="22"/>
         </w:rPr>
-        <w:t>Paso 1: abran el C4 Context de la Clase 1 y escriban la lista canonica de nombres de CloudLite: exactamente 5 contenedores con nombre, responsabilidad en una frase y tecnologia tentativa (por ejemplo SPA Web, API CloudLite, Worker Notificaciones, Base de datos Citas, Cola Notificaciones), verificando que ninguno de los 5 sea un modulo interno de otro y que ningun nombre se repita; esa lista se congela y la reutilizan las clases 7, 11 y 15.</w:t>
+        <w:t>Paso 1: decida en la pregunta 12 si su CloudLite es un monolito modular o microservicios, con los dos criterios aplicados a su caso (tamano del equipo con numero y plazo, y que partes cambian juntas) y lo que gana y pierde; verifique que no escribio «un poco de los dos», porque eso vale cero.</w:t>
       </w:r>
     </w:p>
     <w:p>
@@ -1237,7 +1253,7 @@
           <w:color w:val="4A4A49"/>
           <w:sz w:val="22"/>
         </w:rPr>
-        <w:t>Paso 2: escriban en ExamLab el diagrama C4Container en Mermaid con los 5 contenedores dentro de un Container_Boundary, los 2 Person y los 2 System_Ext de la Clase 1, y 8 relaciones etiquetadas con protocolo y puerto, verificando al renderizar que la base de datos usa ContainerDb, la cola usa ContainerQueue y que ningun actor habla directamente con la base de datos.</w:t>
+        <w:t>Paso 2: modele en la pregunta 13 el C4 Container partiendo del C4 Context de la pregunta 3, con entre 2 y 5 contenedores coherentes con la decision anterior, los almacenes de datos como ContainerDb y toda flecha con protocolo y formato; verifique que los nombres de sistema, actores y sistemas externos sean identicos a los del Context.</w:t>
       </w:r>
     </w:p>
     <w:p>
@@ -1250,7 +1266,7 @@
           <w:color w:val="4A4A49"/>
           <w:sz w:val="22"/>
         </w:rPr>
-        <w:t>Paso 3: definan los 3 contratos entre partes en una tabla de 6 columnas (ID, consumidor a proveedor, verbo y ruta, request, respuesta 2xx, error de negocio), verificando que al menos un contrato sea asincrono por evento y que cada fila declare un codigo de error de negocio real como 409 CUPO_OCUPADO o 401 TOKEN_INVALIDO, no solo 500.</w:t>
+        <w:t>Paso 3: liste en la pregunta 14 los 3 contratos con quien llama a quien usando los nombres exactos del diagrama, el verbo y la ruta (o el evento) y el error de negocio con su codigo y su significado en el dominio; verifique que al menos uno sea un 409 de conflicto y que ninguno diga «500 error del servidor».</w:t>
       </w:r>
     </w:p>
     <w:p>
@@ -1263,20 +1279,7 @@
           <w:color w:val="4A4A49"/>
           <w:sz w:val="22"/>
         </w:rPr>
-        <w:t>Paso 4: escriban el sequenceDiagram del contrato principal con 5 participantes y un bloque alt que cubra el camino feliz y el camino de error 409, verificando que los nombres de los participantes sean identicos a los 5 contenedores del paso 1 y que el mensaje de error muestre el mismo codigo declarado en la tabla de contratos.</w:t>
-      </w:r>
-    </w:p>
-    <w:p>
-      <w:pPr>
-        <w:pStyle w:val="ListNumber"/>
-      </w:pPr>
-      <w:r>
-        <w:rPr>
-          <w:b w:val="0"/>
-          <w:color w:val="4A4A49"/>
-          <w:sz w:val="22"/>
-        </w:rPr>
-        <w:t>Paso 5: redacten los 3 riesgos de distribucion con su mitigacion, actualicen la seccion Arquitectura logica del informe con el diagrama y la tabla de contratos, y suban las 5 preguntas a ExamLab (modulo Talleres) antes del domingo 23:59, verificando que la lista canonica de 5 nombres aparezca identica en el diagrama, en los contratos y en el informe.</w:t>
+        <w:t>Paso 4: analice en la pregunta 15 los tres riesgos de distribucion nombrando una caja concreta que se cae, contando los saltos de red de una operacion de punta a punta y nombrando un dato expuesto a inconsistencia; con esto la actividad del Corte 1 queda completa y se entrega en ExamLab antes del domingo 23:59 de esta semana.</w:t>
       </w:r>
     </w:p>
     <w:p>

--- a/Arquitectura de Sistemas Computacionales/Kit docente/Clase 4/Guion Docente Clase 4 - Microservicios y arquitecturas distribuidas.docx
+++ b/Arquitectura de Sistemas Computacionales/Kit docente/Clase 4/Guion Docente Clase 4 - Microservicios y arquitecturas distribuidas.docx
@@ -239,6 +239,19 @@
       </w:r>
     </w:p>
     <w:p>
+      <w:pPr>
+        <w:spacing w:before="200" w:after="60"/>
+      </w:pPr>
+      <w:r>
+        <w:rPr>
+          <w:b/>
+          <w:color w:val="1A1C1D"/>
+          <w:sz w:val="32"/>
+        </w:rPr>
+        <w:t>De donde viene la clase y que se abre hoy - diapositiva 4</w:t>
+      </w:r>
+    </w:p>
+    <w:p>
       <w:r>
         <w:rPr>
           <w:b w:val="0"/>
@@ -246,6 +259,19 @@
           <w:sz w:val="22"/>
         </w:rPr>
         <w:t>La Clase 3 dejo al estudiante con una unidad de despliegue concreta en las manos: una imagen que se ejecuta como contenedor. La Clase 1 le dejo una caja negra llamada CloudLite App con actores y sistemas externos alrededor. Hoy se juntan las dos cosas: se abre la caja negra y se decide de cuantas piezas esta hecha por dentro y por que. Ese es el nivel 2 del modelo C4, el de contenedores, y el entregable es ese diagrama mas una tabla de riesgos de distribucion. La pregunta que organiza la clase no es que son los microservicios, sino una mas incomoda y mas util: cada vez que un sistema se parte en dos, se gana algo y se paga algo, y hoy hay que decir explicitamente que se gana y que se paga. Un estudiante que solo aprende la primera mitad de esa frase sale convencido de que mas servicios es mejor arquitectura, que es exactamente el error que esta clase debe prevenir.</w:t>
+      </w:r>
+    </w:p>
+    <w:p>
+      <w:pPr>
+        <w:spacing w:before="200" w:after="60"/>
+      </w:pPr>
+      <w:r>
+        <w:rPr>
+          <w:b/>
+          <w:color w:val="1A1C1D"/>
+          <w:sz w:val="32"/>
+        </w:rPr>
+        <w:t>Monolito: lo que la palabra realmente significa - diapositiva 5</w:t>
       </w:r>
     </w:p>
     <w:p>
@@ -259,6 +285,19 @@
       </w:r>
     </w:p>
     <w:p>
+      <w:pPr>
+        <w:spacing w:before="200" w:after="60"/>
+      </w:pPr>
+      <w:r>
+        <w:rPr>
+          <w:b/>
+          <w:color w:val="1A1C1D"/>
+          <w:sz w:val="32"/>
+        </w:rPr>
+        <w:t>Primer ejemplo: los tres contenedores de CloudLite Turnos - diapositiva 8</w:t>
+      </w:r>
+    </w:p>
+    <w:p>
       <w:r>
         <w:rPr>
           <w:b w:val="0"/>
@@ -266,6 +305,19 @@
           <w:sz w:val="22"/>
         </w:rPr>
         <w:t>Primer ejemplo concreto, y conviene construirlo en el tablero en vivo. CloudLite Turnos, el sistema de agendamiento de la barberia, empieza con tres contenedores: una aplicacion web que corre en el navegador del cliente, una API que atiende peticiones HTTP con cuerpo en formato JSON, y una base de datos relacional donde viven turnos, clientes y horarios. La flecha entre la web y la API dice «HTTPS/JSON, consulta disponibilidad y crea reservas»; la flecha entre la API y la base de datos dice «TCP, lee y escribe turnos». Con eso ya existe un diagrama valido y defendible. Ahora viene la parte interesante: la cuarta caja aparece solo si hay una razon. El envio del correo de confirmacion tarda, con proveedores reales de correo, entre 300 y 2000 milisegundos, y puede fallar por causas ajenas al sistema. Si la API espera ese envio antes de responder, la reserva de un turno hereda esa latencia y ese riesgo. Esa es una razon legitima para separar: se agrega una cola de mensajes y un trabajador de notificaciones, la API escribe el turno, publica un mensaje y responde en decenas de milisegundos, y el trabajador envia el correo despues, con reintentos si falla. Cuatro contenedores con una justificacion medible es mejor arquitectura que ocho por moda.</w:t>
+      </w:r>
+    </w:p>
+    <w:p>
+      <w:pPr>
+        <w:spacing w:before="200" w:after="60"/>
+      </w:pPr>
+      <w:r>
+        <w:rPr>
+          <w:b/>
+          <w:color w:val="1A1C1D"/>
+          <w:sz w:val="32"/>
+        </w:rPr>
+        <w:t>Lo que se paga al distribuir: la red no es una llamada de funcion - diapositiva 7</w:t>
       </w:r>
     </w:p>
     <w:p>
@@ -279,6 +331,19 @@
       </w:r>
     </w:p>
     <w:p>
+      <w:pPr>
+        <w:spacing w:before="200" w:after="60"/>
+      </w:pPr>
+      <w:r>
+        <w:rPr>
+          <w:b/>
+          <w:color w:val="1A1C1D"/>
+          <w:sz w:val="32"/>
+        </w:rPr>
+        <w:t>Timeout, reintento, idempotencia y circuit breaker - diapositiva 7</w:t>
+      </w:r>
+    </w:p>
+    <w:p>
       <w:r>
         <w:rPr>
           <w:b w:val="0"/>
@@ -286,6 +351,19 @@
           <w:sz w:val="22"/>
         </w:rPr>
         <w:t>De ahi salen cuatro mecanismos que el diagrama y la tabla deben poder mencionar. Un timeout es el tiempo maximo que un servicio espera respuesta antes de darse por vencido; sin timeout explicito, un servicio lento no falla sino que deja colgado a quien lo llamo, y el bloqueo se propaga hacia arriba hasta tumbar el sistema completo. Los valores tipicos para llamadas internas estan entre 2 y 5 segundos, y son convencion, no ley. Un reintento es volver a intentar la llamada fallida, y trae una trampa: si todos los clientes reintentan de inmediato contra un servicio ya saturado, lo hunden mas, por lo que se limita a dos o tres reintentos con espera creciente entre uno y otro. Los reintentos exigen idempotencia, que significa que ejecutar la misma operacion dos veces produzca el mismo resultado que ejecutarla una vez. En CloudLite eso es literal: si el reintento de crear turno no es idempotente, el cliente termina con dos reservas para el mismo horario, y la solucion habitual es que la peticion lleve un identificador unico que el servidor reconozca como repetido. El cuarto mecanismo es el interruptor de circuito, o circuit breaker, que tras varias fallas consecutivas deja de intentar por un rato y responde de inmediato con un error controlado, para no gastar recursos golpeando algo que esta caido.</w:t>
+      </w:r>
+    </w:p>
+    <w:p>
+      <w:pPr>
+        <w:spacing w:before="200" w:after="60"/>
+      </w:pPr>
+      <w:r>
+        <w:rPr>
+          <w:b/>
+          <w:color w:val="1A1C1D"/>
+          <w:sz w:val="32"/>
+        </w:rPr>
+        <w:t>Los datos: donde se rompen los proyectos academicos - diapositiva 9</w:t>
       </w:r>
     </w:p>
     <w:p>
@@ -299,6 +377,19 @@
       </w:r>
     </w:p>
     <w:p>
+      <w:pPr>
+        <w:spacing w:before="200" w:after="60"/>
+      </w:pPr>
+      <w:r>
+        <w:rPr>
+          <w:b/>
+          <w:color w:val="1A1C1D"/>
+          <w:sz w:val="32"/>
+        </w:rPr>
+        <w:t>El segundo entregable: la tabla de riesgos de distribucion - diapositiva 6</w:t>
+      </w:r>
+    </w:p>
+    <w:p>
       <w:r>
         <w:rPr>
           <w:b w:val="0"/>
@@ -306,6 +397,19 @@
           <w:sz w:val="22"/>
         </w:rPr>
         <w:t>El segundo entregable, la tabla de riesgos de distribucion, es lo que impide que la clase quede en pura teoria. Debe tener cinco columnas y entre cuatro y seis filas, no mas: riesgo enunciado como frase de falla, componente afectado, impacto en el usuario, mitigacion concreta y donde queda la evidencia. Filas esperables en CloudLite Turnos: «el proveedor de correo no responde» afecta al trabajador de notificaciones, el usuario reserva pero no recibe confirmacion, y se mitiga con cola mas reintentos con espera creciente y un aviso en pantalla de que el correo puede tardar; «la base de datos alcanza su limite de conexiones» afecta a la API, todos los usuarios ven errores, y se mitiga con un pool de conexiones acotado; «el reintento duplica la reserva» se mitiga con un identificador de operacion idempotente. Si un estudiante dice que no encuentra riesgos, casi siempre es porque su diagrama tiene flechas sin protocolo: no sabe por donde puede romperse porque nunca definio como se comunican las piezas.</w:t>
+      </w:r>
+    </w:p>
+    <w:p>
+      <w:pPr>
+        <w:spacing w:before="200" w:after="60"/>
+      </w:pPr>
+      <w:r>
+        <w:rPr>
+          <w:b/>
+          <w:color w:val="1A1C1D"/>
+          <w:sz w:val="32"/>
+        </w:rPr>
+        <w:t>Preguntas frecuentes y cierre conceptual (de la diapositiva 5 a la diapositiva 9)</w:t>
       </w:r>
     </w:p>
     <w:p>

--- a/Arquitectura de Sistemas Computacionales/Kit docente/Clase 4/Guion Docente Clase 4 - Microservicios y arquitecturas distribuidas.docx
+++ b/Arquitectura de Sistemas Computacionales/Kit docente/Clase 4/Guion Docente Clase 4 - Microservicios y arquitecturas distribuidas.docx
@@ -775,7 +775,7 @@
           <w:color w:val="4A4A49"/>
           <w:sz w:val="22"/>
         </w:rPr>
-        <w:t>Cubre estos conceptos, en este orden, ~10 min cada uno (son los títulos de las diapositivas de teoría):</w:t>
+        <w:t>Cubre estos conceptos, en este orden, ~10 min cada uno, con su diapositiva:</w:t>
       </w:r>
     </w:p>
     <w:p>
@@ -784,11 +784,19 @@
       </w:pPr>
       <w:r>
         <w:rPr>
+          <w:b/>
+          <w:color w:val="4A4A49"/>
+          <w:sz w:val="22"/>
+        </w:rPr>
+        <w:t>Monolito vs microservicios (para el PI)</w:t>
+      </w:r>
+      <w:r>
+        <w:rPr>
           <w:b w:val="0"/>
           <w:color w:val="4A4A49"/>
           <w:sz w:val="22"/>
         </w:rPr>
-        <w:t>Monolito vs microservicios (para el PI)</w:t>
+        <w:t xml:space="preserve"> · [Slide 5]</w:t>
       </w:r>
     </w:p>
     <w:p>
@@ -797,11 +805,19 @@
       </w:pPr>
       <w:r>
         <w:rPr>
+          <w:b/>
+          <w:color w:val="4A4A49"/>
+          <w:sz w:val="22"/>
+        </w:rPr>
+        <w:t>C4-lite en draw.io</w:t>
+      </w:r>
+      <w:r>
+        <w:rPr>
           <w:b w:val="0"/>
           <w:color w:val="4A4A49"/>
           <w:sz w:val="22"/>
         </w:rPr>
-        <w:t>C4-lite en draw.io</w:t>
+        <w:t xml:space="preserve"> · [Slide 6]</w:t>
       </w:r>
     </w:p>
     <w:p>
@@ -810,11 +826,47 @@
       </w:pPr>
       <w:r>
         <w:rPr>
+          <w:b/>
+          <w:color w:val="4A4A49"/>
+          <w:sz w:val="22"/>
+        </w:rPr>
+        <w:t>Distribuido implica fallos</w:t>
+      </w:r>
+      <w:r>
+        <w:rPr>
           <w:b w:val="0"/>
           <w:color w:val="4A4A49"/>
           <w:sz w:val="22"/>
         </w:rPr>
-        <w:t>Distribuido implica fallos</w:t>
+        <w:t xml:space="preserve"> · [Slide 7]</w:t>
+      </w:r>
+    </w:p>
+    <w:p>
+      <w:r>
+        <w:rPr>
+          <w:b/>
+          <w:color w:val="4A4A49"/>
+          <w:sz w:val="22"/>
+        </w:rPr>
+        <w:t>Ninguna se salta</w:t>
+      </w:r>
+      <w:r>
+        <w:rPr>
+          <w:b w:val="0"/>
+          <w:color w:val="4A4A49"/>
+          <w:sz w:val="22"/>
+        </w:rPr>
+        <w:t>: cada una de esas diapositivas es el mecanismo con que se resuelve</w:t>
+      </w:r>
+    </w:p>
+    <w:p>
+      <w:r>
+        <w:rPr>
+          <w:b w:val="0"/>
+          <w:color w:val="4A4A49"/>
+          <w:sz w:val="22"/>
+        </w:rPr>
+        <w:t>al menos una pregunta de la actividad calificada de hoy.</w:t>
       </w:r>
     </w:p>
     <w:p>
@@ -973,7 +1025,7 @@
           <w:color w:val="4A4A49"/>
           <w:sz w:val="22"/>
         </w:rPr>
-        <w:t xml:space="preserve">Narra los clics en voz alta. Si falla la red, proyecta las capturas de </w:t>
+        <w:t>Narra los clics en voz alta. Si falla la red, proyecta la solución docente de este kit (</w:t>
       </w:r>
       <w:r>
         <w:rPr>
@@ -981,7 +1033,7 @@
           <w:color w:val="111111"/>
           <w:sz w:val="21"/>
         </w:rPr>
-        <w:t>Kit docente/Clase 4/Capturas/</w:t>
+        <w:t>Solucion Taller Clase 4 - CloudLite.md</w:t>
       </w:r>
       <w:r>
         <w:rPr>
@@ -989,7 +1041,7 @@
           <w:color w:val="4A4A49"/>
           <w:sz w:val="22"/>
         </w:rPr>
-        <w:t>.</w:t>
+        <w:t>), que trae el resultado esperado.</w:t>
       </w:r>
     </w:p>
     <w:p>

--- a/Arquitectura de Sistemas Computacionales/Kit docente/Clase 4/Guion Docente Clase 4 - Microservicios y arquitecturas distribuidas.docx
+++ b/Arquitectura de Sistemas Computacionales/Kit docente/Clase 4/Guion Docente Clase 4 - Microservicios y arquitecturas distribuidas.docx
@@ -150,7 +150,7 @@
           <w:color w:val="4A4A49"/>
           <w:sz w:val="22"/>
         </w:rPr>
-        <w:t>Modelar CloudLite en C4 Container/Componentes sin exceso de servicios.</w:t>
+        <w:t>Modelar CloudLite en C4 Container (Mermaid) con 2–5 cajas justificadas.</w:t>
       </w:r>
     </w:p>
     <w:p>
@@ -163,7 +163,7 @@
           <w:color w:val="4A4A49"/>
           <w:sz w:val="22"/>
         </w:rPr>
-        <w:t>Definir 3 contratos/API entre partes del sistema.</w:t>
+        <w:t>Definir 3 contratos con verbo, ruta y error de negocio, y nombrar 3 riesgos de distribución.</w:t>
       </w:r>
     </w:p>
     <w:p>
@@ -204,7 +204,7 @@
           <w:color w:val="4A4A49"/>
           <w:sz w:val="22"/>
         </w:rPr>
-        <w:t xml:space="preserve"> Diagrama C4 Container/Componentes v0.9 + lista de APIs entre servicios</w:t>
+        <w:t xml:space="preserve"> Diagrama C4 Container en Mermaid + tabla de 3 contratos + 3 riesgos de distribución</w:t>
       </w:r>
     </w:p>
     <w:p>
@@ -222,7 +222,7 @@
           <w:color w:val="4A4A49"/>
           <w:sz w:val="22"/>
         </w:rPr>
-        <w:t xml:space="preserve"> draw.io / diagrams.net</w:t>
+        <w:t xml:space="preserve"> draw.io o Excalidraw para bocetar · Mermaid dentro de ExamLab para entregar</w:t>
       </w:r>
     </w:p>
     <w:p>
@@ -258,7 +258,7 @@
           <w:color w:val="4A4A49"/>
           <w:sz w:val="22"/>
         </w:rPr>
-        <w:t>La Clase 3 dejo al estudiante con una unidad de despliegue concreta en las manos: una imagen que se ejecuta como contenedor. La Clase 1 le dejo una caja negra llamada CloudLite App con actores y sistemas externos alrededor. Hoy se juntan las dos cosas: se abre la caja negra y se decide de cuantas piezas esta hecha por dentro y por que. Ese es el nivel 2 del modelo C4, el de contenedores, y el entregable es ese diagrama mas una tabla de riesgos de distribucion. La pregunta que organiza la clase no es que son los microservicios, sino una mas incomoda y mas util: cada vez que un sistema se parte en dos, se gana algo y se paga algo, y hoy hay que decir explicitamente que se gana y que se paga. Un estudiante que solo aprende la primera mitad de esa frase sale convencido de que mas servicios es mejor arquitectura, que es exactamente el error que esta clase debe prevenir.</w:t>
+        <w:t>La Clase 3 dejo al estudiante con una unidad de despliegue concreta en las manos: una imagen que se ejecuta como contenedor. La Clase 1 le dejo una caja negra llamada CloudLite App con actores y sistemas externos alrededor. Hoy se juntan las dos cosas: se abre la caja negra y se decide de cuantas piezas esta hecha por dentro y por que. Ese es el nivel 2 del modelo C4, el de contenedores, y el entregable son tres cosas: la decision de arquitectura en una frase con sus dos criterios, el diagrama de contenedores escrito en Mermaid, y una tabla de tres contratos mas tres riesgos de distribucion. La pregunta que organiza la clase no es que son los microservicios, sino una mas incomoda y mas util: cada vez que un sistema se parte en dos, se gana algo y se paga algo, y hoy hay que decir explicitamente que se gana y que se paga. Un estudiante que solo aprende la primera mitad de esa frase sale convencido de que mas servicios es mejor arquitectura, que es exactamente el error que esta clase debe prevenir.</w:t>
       </w:r>
     </w:p>
     <w:p>
@@ -281,7 +281,17 @@
           <w:color w:val="4A4A49"/>
           <w:sz w:val="22"/>
         </w:rPr>
-        <w:t>Empecemos por el termino que el estudiante trae con mala fama. Un monolito es un sistema que se despliega como una sola unidad: todo su codigo se construye junto y sale al aire junto. No es un insulto ni un error, es la arquitectura correcta por defecto para la mayoria de los sistemas pequenos, y varios proyectos de este curso deberian ser monolitos bien organizados. Un microservicio, en cambio, es una unidad de despliegue independiente con una frontera de responsabilidad de negocio propia. La palabra decisiva es independiente, y admite una prueba de una linea que el docente debe usar como criterio de correccion: si para poner en produccion el servicio A hay que desplegar tambien el servicio B, entonces A y B no son dos microservicios, son un solo sistema partido en dos repositorios, con todos los costos de la distribucion y ninguno de sus beneficios. Tres senales de una frontera real: el servicio es dueno de sus propios datos, puede liberarse a su propio ritmo y corresponde a una capacidad de negocio que se puede nombrar sin usar palabras tecnicas. En cuanto a la notacion, el nivel de contenedores del modelo C4 pide dibujar, dentro del sistema, cada cosa que se ejecuta o almacena de forma independiente, con tres datos obligatorios por caja (nombre, tecnologia y responsabilidad en una frase) y cada flecha etiquetada con protocolo y proposito, nunca una linea muda. Aqui hay que repetir la advertencia de la clase pasada, porque es la fuente numero uno de confusion: contenedor en C4 no significa contenedor de Docker. Una aplicacion web de una sola pagina que corre en el navegador, una API, una base de datos gestionada, una cola de mensajes y un proceso trabajador en segundo plano son cinco contenedores C4, aunque solo dos de ellos esten dockerizados. Confundirlo lleva al estudiante a creer que debe empaquetar cada caja con Docker para que el diagrama sea valido, lo cual no es cierto y desvia el trabajo de la semana hacia una tarea que nadie pidio.</w:t>
+        <w:t>Empecemos por el termino que el estudiante trae con mala fama. Un monolito es un sistema que se despliega como una sola unidad: todo su codigo se construye junto y sale al aire junto. No es un insulto ni un error, es la arquitectura correcta por defecto para la mayoria de los sistemas pequenos, y varios proyectos de este curso deberian ser monolitos bien organizados. Un microservicio, en cambio, es una unidad de despliegue independiente con una frontera de responsabilidad de negocio propia. La palabra decisiva es independiente, y admite una prueba de una linea que el docente debe usar como criterio de correccion: si para poner en produccion el servicio A hay que desplegar tambien el servicio B, entonces A y B no son dos microservicios, son un solo sistema partido en dos repositorios, con todos los costos de la distribucion y ninguno de sus beneficios. Tres senales de una frontera real: el servicio es dueno de sus propios datos, puede liberarse a su propio ritmo y corresponde a una capacidad de negocio que se puede nombrar sin usar palabras tecnicas. En cuanto a la notacion, el nivel de contenedores del modelo C4 pide dibujar, dentro del sistema, cada cosa que se ejecuta o almacena de forma independiente, con tres datos obligatorios por caja (nombre, tecnologia y responsabilidad en una frase) y cada flecha etiquetada con protocolo y formato, nunca una linea muda. Aqui hay que repetir la advertencia de la clase pasada, porque es la fuente numero uno de confusion: contenedor en C4 no significa contenedor de Docker. Una aplicacion web de una sola pagina que corre en el navegador, una API, una base de datos gestionada, una cola de mensajes y un proceso trabajador en segundo plano son cinco contenedores C4, aunque solo dos de ellos esten dockerizados. Confundirlo lleva al estudiante a creer que debe empaquetar cada caja con Docker para que el diagrama sea valido, lo cual no es cierto y desvia el trabajo de la semana hacia una tarea que nadie pidio.</w:t>
+      </w:r>
+    </w:p>
+    <w:p>
+      <w:r>
+        <w:rPr>
+          <w:b w:val="0"/>
+          <w:color w:val="4A4A49"/>
+          <w:sz w:val="22"/>
+        </w:rPr>
+        <w:t>Con eso claro, lo primero que el estudiante entrega hoy es la decision, y tiene una forma exigida que conviene dictar literal porque se corrige asi. Es UNA frase y elige UNA de las dos opciones: monolito modular o microservicios. «Un poco de los dos» vale cero, y hay que decir por que: no es una posicion intermedia sensata, es la frase de quien no decidio, y un sistema no se puede desplegar de las dos formas a la vez. La decision se sostiene con exactamente dos criterios. El primero es el tamano del equipo, y se exige CON numero y CON plazo: «somos dos personas y tenemos doce semanas» es un criterio; «el equipo es pequeno» no lo es, porque no permite verificar nada. La razon de fondo es la que se repite en el cierre: la cantidad de servicios que una organizacion sostiene es funcion del numero de equipos autonomos, no del gusto por la modularidad. El segundo criterio es el acoplamiento, y se responde diciendo QUE partes cambian juntas: si al tocar el calendario de disponibilidad hay que tocar tambien el registro de clientes, esas dos cosas no son dos servicios. Y la frase se cierra con las dos mitades del trade-off: lo que se gana y lo que se pierde. Sin la segunda mitad no hubo decision, hubo una justificacion escrita despues de los hechos —el mismo defecto que la Clase 2 senalaba en los ADR sin consecuencias negativas—, y esa simetria entre las dos clases vale la pena nombrarla en voz alta.</w:t>
       </w:r>
     </w:p>
     <w:p>
@@ -294,7 +304,73 @@
           <w:color w:val="1A1C1D"/>
           <w:sz w:val="32"/>
         </w:rPr>
-        <w:t>Primer ejemplo: los tres contenedores de CloudLite Turnos - diapositiva 8</w:t>
+        <w:t>Las tres reglas del nivel Container y la trazabilidad con el Context - diapositiva 6</w:t>
+      </w:r>
+    </w:p>
+    <w:p>
+      <w:r>
+        <w:rPr>
+          <w:b w:val="0"/>
+          <w:color w:val="4A4A49"/>
+          <w:sz w:val="22"/>
+        </w:rPr>
+        <w:t>Antes del ejemplo conviene fijar las tres reglas con las que se corrige el diagrama, porque cada una tiene puntos asignados y las tres se pierden por descuido y no por no saber. La primera: cada caja lleva TRES datos, no uno. Nombre, tecnologia y responsabilidad en una frase. Una caja que dice solo «API» no es un contenedor descrito, es una etiqueta; con «API de turnos · Node.js · valida la franja y registra el turno» ya se puede discutir si esa frontera tiene sentido. La segunda: lo que guarda datos no es una caja mas. En la notacion se marca como almacen —en el codigo, ContainerDb en lugar de Container— y esa distincion no es cosmetica: un almacen no se replica igual que un servicio, no se despliega igual y no falla igual, y todo eso se retoma en las Clases 7 y 13. La tercera: ninguna flecha queda muda, y media etiqueta tampoco alcanza. Cada flecha lleva protocolo Y formato: HTTPS/JSON, TCP/SQL. «HTTP» a secas no dice como viajan los datos y «SQL» a secas no dice sobre que transporte; con las dos mitades, cualquiera que lea el diagrama sabe por donde puede romperse.</w:t>
+      </w:r>
+    </w:p>
+    <w:p>
+      <w:r>
+        <w:rPr>
+          <w:b w:val="0"/>
+          <w:color w:val="4A4A49"/>
+          <w:sz w:val="22"/>
+        </w:rPr>
+        <w:t>Y hay una cuarta condicion que no es del nivel sino de la continuidad del proyecto: los nombres tienen que ser IDENTICOS a los del C4 Context de la Clase 1. Si alli decia «Pasarela de pagos», aqui no puede decir «Pagos». No es pedanteria de notacion; es lo unico que permite afirmar que los dos dibujos son el mismo sistema visto desde distinta altura, y es exactamente lo que se volvera a verificar en la Clase 7 contra el diagrama de despliegue y en la Clase 11 en la auditoria del paquete. Los actores y los sistemas externos del Context siguen existiendo hoy y siguen estando FUERA del recuadro del sistema: abrir la caja no elimina lo que la rodeaba. Ese es el error de dibujo mas comun de la clase, meter al usuario o a la pasarela de pagos dentro del sistema propio, y se detecta en dos segundos preguntando quien lo opera.</w:t>
+      </w:r>
+    </w:p>
+    <w:p>
+      <w:pPr>
+        <w:spacing w:before="200" w:after="60"/>
+      </w:pPr>
+      <w:r>
+        <w:rPr>
+          <w:b/>
+          <w:color w:val="1A1C1D"/>
+          <w:sz w:val="32"/>
+        </w:rPr>
+        <w:t>C4Container en Mermaid: la sintaxis que la plataforma renderiza - diapositiva 11</w:t>
+      </w:r>
+    </w:p>
+    <w:p>
+      <w:r>
+        <w:rPr>
+          <w:b w:val="0"/>
+          <w:color w:val="4A4A49"/>
+          <w:sz w:val="22"/>
+        </w:rPr>
+        <w:t>El diagrama no se entrega como imagen: se entrega como codigo, y la plataforma lo renderiza. Eso cambia lo que el docente tiene que ensenar, porque un boceto correcto escrito con la sintaxis equivocada no renderiza y entonces no hay diagrama que calificar. Son cinco reglas de escritura y conviene recorrerlas sobre la diapositiva, linea por linea. La primera linea es exactamente C4Container, sin nada antes; C4Context es el nivel de la Clase 1 y graph TD es otro tipo de diagrama, y cualquiera de los dos deja la respuesta en el nivel equivocado. Los actores se declaran con Person y los sistemas ajenos con System_Ext, los dos por fuera del bloque del sistema. El sistema propio se abre con System_Boundary y una llave, y dentro van las cajas: Container para lo que ejecuta y ContainerDb para lo que almacena, cada una con identificador, nombre, tecnologia y responsabilidad. La llave se cierra, y las relaciones van despues, con Rel y cuatro datos: origen, destino, que hace y con que protocolo y formato. El identificador corto de cada caja —en el molde proyectado son spa, api, db y worker— es el que usan las relaciones; si no coincide, no dibuja la flecha y tampoco avisa con claridad.</w:t>
+      </w:r>
+    </w:p>
+    <w:p>
+      <w:r>
+        <w:rPr>
+          <w:b w:val="0"/>
+          <w:color w:val="4A4A49"/>
+          <w:sz w:val="22"/>
+        </w:rPr>
+        <w:t>Vale la pena decir en voz alta que aqui el uso de una IA es legitimo y ademas recomendado: pasar un boceto a codigo Mermaid es justo la tarea mecanica en la que ayuda sin sustituir el criterio. Lo que NO delega el estudiante es la revision, y hay tres cosas que tiene que verificar el mismo antes de enviar, porque son las que la IA equivoca con frecuencia: que la primera linea sea C4Container, que la base de datos haya quedado como ContainerDb y no como Container, y que ninguna relacion haya perdido la mitad de su etiqueta. La regla operativa del dia se dice como consecuencia y no como consejo: se pega el codigo, se mira renderizado, y solo entonces se envia. Un codigo que no renderiza vale cero, y es el unico punto del taller donde el estudiante puede comprobar su propia nota antes de entregar.</w:t>
+      </w:r>
+    </w:p>
+    <w:p>
+      <w:pPr>
+        <w:spacing w:before="200" w:after="60"/>
+      </w:pPr>
+      <w:r>
+        <w:rPr>
+          <w:b/>
+          <w:color w:val="1A1C1D"/>
+          <w:sz w:val="32"/>
+        </w:rPr>
+        <w:t>Primer ejemplo: los tres contenedores de CloudLite Turnos - diapositiva 9</w:t>
       </w:r>
     </w:p>
     <w:p>
@@ -317,7 +393,40 @@
           <w:color w:val="1A1C1D"/>
           <w:sz w:val="32"/>
         </w:rPr>
-        <w:t>Lo que se paga al distribuir: la red no es una llamada de funcion - diapositiva 7</w:t>
+        <w:t>Los contratos: cuatro datos por fila y un 409 obligatorio - diapositiva 7</w:t>
+      </w:r>
+    </w:p>
+    <w:p>
+      <w:r>
+        <w:rPr>
+          <w:b w:val="0"/>
+          <w:color w:val="4A4A49"/>
+          <w:sz w:val="22"/>
+        </w:rPr>
+        <w:t>Si cada flecha del diagrama lleva protocolo y formato, el paso siguiente es decir QUE se negocia por esa flecha, y eso es un contrato. Un contrato entre dos piezas de un sistema tiene cuatro datos y los cuatro se piden por separado: como se llama la interaccion en terminos de negocio, quien llama a quien, con que verbo y ruta —o con que nombre de evento, si es asincrono—, y cual es el error de negocio que puede devolver. El cuarto es el que se olvida y el que hace util al contrato. Un error de negocio es una respuesta prevista, que forma parte del diseno: la franja ya esta tomada, el cupo se agoto, el usuario no tiene permiso. Un 500 no es un error de negocio, es una falla del sistema; nadie lo disena, y por eso poner 500 en esa columna es la senal de que el estudiante no distinguio las dos cosas. La diapositiva proyecta los tres contratos resueltos sobre CloudLite Turnos y conviene recorrerlos leyendo la cuarta columna en voz alta, porque es lo que hay que replicar.</w:t>
+      </w:r>
+    </w:p>
+    <w:p>
+      <w:r>
+        <w:rPr>
+          <w:b w:val="0"/>
+          <w:color w:val="4A4A49"/>
+          <w:sz w:val="22"/>
+        </w:rPr>
+        <w:t>Dos exigencias mas, que valen puntos y se pierden sin darse cuenta. La primera: al menos uno de los tres contratos tiene que ser un 409 de conflicto, y la razon es de dominio y no de capricho. El 409 es la respuesta que dice «tu peticion es valida, pero el estado actual del sistema no la admite», y en cualquier dominio de reservas ese caso existe siempre: dos clientes quieren la misma franja. Un estudiante que no encuentra ningun 409 en su sistema casi nunca tiene un dominio sin conflictos; lo que tiene es un diagrama que no modela ninguna regla de negocio. Conviene tambien tener a mano la diferencia con sus vecinos, porque se confunden: 400 es que la peticion esta mal formada, 401 que no se sabe quien eres, 403 que se sabe y no te corresponde, 404 que no existe, 422 que esta bien formada pero sus datos no pasan una validacion, y 409 que choca con el estado actual. La segunda exigencia: los tres contratos no pueden ser entre el mismo par de cajas. Tres filas que digan «App web → API» describen un solo canal contado tres veces, y lo que se esta evaluando es si el estudiante entendio que su sistema tiene varias fronteras. Y si el contrato es con la base de datos, en la columna del verbo va la sentencia (INSERT, SELECT) y no una ruta REST, porque la base no expone rutas; ponerle POST /turnos a la base de datos es el error que delata que se lleno la tabla por analogia y no leyendo el propio diagrama.</w:t>
+      </w:r>
+    </w:p>
+    <w:p>
+      <w:pPr>
+        <w:spacing w:before="200" w:after="60"/>
+      </w:pPr>
+      <w:r>
+        <w:rPr>
+          <w:b/>
+          <w:color w:val="1A1C1D"/>
+          <w:sz w:val="32"/>
+        </w:rPr>
+        <w:t>Lo que se paga al distribuir: la red no es una llamada de funcion - diapositiva 8</w:t>
       </w:r>
     </w:p>
     <w:p>
@@ -340,7 +449,7 @@
           <w:color w:val="1A1C1D"/>
           <w:sz w:val="32"/>
         </w:rPr>
-        <w:t>Timeout, reintento, idempotencia y circuit breaker - diapositiva 7</w:t>
+        <w:t>Timeout, reintento, idempotencia y circuit breaker - diapositiva 8</w:t>
       </w:r>
     </w:p>
     <w:p>
@@ -363,7 +472,7 @@
           <w:color w:val="1A1C1D"/>
           <w:sz w:val="32"/>
         </w:rPr>
-        <w:t>Los datos: donde se rompen los proyectos academicos - diapositiva 9</w:t>
+        <w:t>Los datos: donde se rompen los proyectos academicos - diapositiva 10</w:t>
       </w:r>
     </w:p>
     <w:p>
@@ -386,7 +495,7 @@
           <w:color w:val="1A1C1D"/>
           <w:sz w:val="32"/>
         </w:rPr>
-        <w:t>El segundo entregable: la tabla de riesgos de distribucion - diapositiva 6</w:t>
+        <w:t>El tercer entregable: los tres riesgos, y por que son esos tres - diapositiva 8</w:t>
       </w:r>
     </w:p>
     <w:p>
@@ -396,7 +505,37 @@
           <w:color w:val="4A4A49"/>
           <w:sz w:val="22"/>
         </w:rPr>
-        <w:t>El segundo entregable, la tabla de riesgos de distribucion, es lo que impide que la clase quede en pura teoria. Debe tener cinco columnas y entre cuatro y seis filas, no mas: riesgo enunciado como frase de falla, componente afectado, impacto en el usuario, mitigacion concreta y donde queda la evidencia. Filas esperables en CloudLite Turnos: «el proveedor de correo no responde» afecta al trabajador de notificaciones, el usuario reserva pero no recibe confirmacion, y se mitiga con cola mas reintentos con espera creciente y un aviso en pantalla de que el correo puede tardar; «la base de datos alcanza su limite de conexiones» afecta a la API, todos los usuarios ven errores, y se mitiga con un pool de conexiones acotado; «el reintento duplica la reserva» se mitiga con un identificador de operacion idempotente. Si un estudiante dice que no encuentra riesgos, casi siempre es porque su diagrama tiene flechas sin protocolo: no sabe por donde puede romperse porque nunca definio como se comunican las piezas.</w:t>
+        <w:t>El tercer entregable es lo que impide que la clase quede en pura teoria, y no es una tabla libre de riesgos: son TRES riesgos, cada uno responde una pregunta distinta, y estan elegidos para que ninguno se pueda contestar sin mirar el propio diagrama. Conviene dictarlos asi, porque un estudiante que entiende por que son esos tres no escribe generalidades.</w:t>
+      </w:r>
+    </w:p>
+    <w:p>
+      <w:r>
+        <w:rPr>
+          <w:b w:val="0"/>
+          <w:color w:val="4A4A49"/>
+          <w:sz w:val="22"/>
+        </w:rPr>
+        <w:t>El primero pregunta que se cae. Se nombra UNA caja del diagrama y se dice que deja de funcionar y —esta es la mitad que se olvida— que SIGUE funcionando. «Se cae todo» vale la mitad de los puntos, y con razon: en un sistema bien partido nunca se cae todo, y el ejercicio consiste precisamente en descubrir que algunas cosas sobreviven. En CloudLite Turnos, si se cae el trabajador de notificaciones, los turnos se siguen reservando y lo que se pierde es el correo de confirmacion; si se cae la base de turnos, no se reserva nada, pero la aplicacion web sigue cargando y puede mostrar un mensaje decente en lugar de una pantalla en blanco. Ese razonamiento es el que en la Clase 7 permite decidir que va en cada zona de red y en la Clase 13 que pieza vale la pena replicar.</w:t>
+      </w:r>
+    </w:p>
+    <w:p>
+      <w:r>
+        <w:rPr>
+          <w:b w:val="0"/>
+          <w:color w:val="4A4A49"/>
+          <w:sz w:val="22"/>
+        </w:rPr>
+        <w:t>El segundo pregunta cuantos saltos de red tiene una operacion de punta a punta, y se responde con un numero, contado sobre el propio dibujo. Reservar un turno en el ejemplo de tres cajas son tres saltos: el navegador a la aplicacion web, la aplicacion web a la API, y la API a la base de datos; si se agrega el correo son cuatro, y si el correo se envia por cola, cinco. El numero importa por lo que se explico arriba: cada salto agrega latencia y una probabilidad de fallo, y esa aritmetica es la unica defensa contra multiplicar cajas por gusto. Un estudiante que no puede contar sus saltos no esta leyendo su diagrama, esta recordandolo.</w:t>
+      </w:r>
+    </w:p>
+    <w:p>
+      <w:r>
+        <w:rPr>
+          <w:b w:val="0"/>
+          <w:color w:val="4A4A49"/>
+          <w:sz w:val="22"/>
+        </w:rPr>
+        <w:t>El tercero pregunta por un dato que se escribe en dos pasos, y es el mas dificil de los tres porque exige mirar la escritura y no la lectura. En el ejemplo, el turno se escribe en la base y despues se publica el mensaje del correo: si el segundo paso falla, el turno existe y el cliente nunca se entero. Ese es el problema de fondo de todo sistema distribuido, y hoy no se resuelve con una saga completa: se reconoce, se nombra el dato concreto y se dice que queda inconsistente. Si un estudiante dice que no encuentra ningun riesgo, casi siempre es porque su diagrama tiene flechas sin protocolo o sin formato: no sabe por donde puede romperse porque nunca definio como se comunican las piezas. Devolverle el diagrama es mas util que darle un ejemplo.</w:t>
       </w:r>
     </w:p>
     <w:p>
@@ -409,7 +548,7 @@
           <w:color w:val="1A1C1D"/>
           <w:sz w:val="32"/>
         </w:rPr>
-        <w:t>Preguntas frecuentes y cierre conceptual (de la diapositiva 5 a la diapositiva 9)</w:t>
+        <w:t>Preguntas frecuentes y cierre conceptual (de la diapositiva 5 a la diapositiva 10)</w:t>
       </w:r>
     </w:p>
     <w:p>
@@ -457,6 +596,7 @@
       <w:r>
         <w:rPr>
           <w:rFonts w:ascii="Consolas" w:hAnsi="Consolas"/>
+          <w:b w:val="0"/>
           <w:color w:val="111111"/>
           <w:sz w:val="21"/>
         </w:rPr>
@@ -556,7 +696,20 @@
           <w:color w:val="4A4A49"/>
           <w:sz w:val="22"/>
         </w:rPr>
-        <w:t>C4-lite en draw.io</w:t>
+        <w:t>C4-lite: del Context a los Containers</w:t>
+      </w:r>
+    </w:p>
+    <w:p>
+      <w:pPr>
+        <w:pStyle w:val="ListNumber"/>
+      </w:pPr>
+      <w:r>
+        <w:rPr>
+          <w:b w:val="0"/>
+          <w:color w:val="4A4A49"/>
+          <w:sz w:val="22"/>
+        </w:rPr>
+        <w:t>Los tres contratos de CloudLite: cuatro datos por fila</w:t>
       </w:r>
     </w:p>
     <w:p>
@@ -596,6 +749,19 @@
           <w:sz w:val="22"/>
         </w:rPr>
         <w:t>Microservicios de verdad vs microservicios teatro</w:t>
+      </w:r>
+    </w:p>
+    <w:p>
+      <w:pPr>
+        <w:pStyle w:val="ListNumber"/>
+      </w:pPr>
+      <w:r>
+        <w:rPr>
+          <w:b w:val="0"/>
+          <w:color w:val="4A4A49"/>
+          <w:sz w:val="22"/>
+        </w:rPr>
+        <w:t>C4Container en Mermaid: el molde que ExamLab renderiza</w:t>
       </w:r>
     </w:p>
     <w:p>
@@ -722,7 +888,7 @@
           <w:color w:val="4A4A49"/>
           <w:sz w:val="22"/>
         </w:rPr>
-        <w:t>Entregable concreto: Diagrama C4 Container/Componentes v0.9 + lista de APIs entre servicios.</w:t>
+        <w:t>Entregable concreto: Diagrama C4 Container en Mermaid + tabla de 3 contratos + 3 riesgos de distribución.</w:t>
       </w:r>
     </w:p>
     <w:p>
@@ -775,7 +941,7 @@
           <w:color w:val="4A4A49"/>
           <w:sz w:val="22"/>
         </w:rPr>
-        <w:t>Cubre estos conceptos, en este orden, ~10 min cada uno, con su diapositiva:</w:t>
+        <w:t>Cubre estos conceptos, en este orden, ~7 min cada uno, con su diapositiva:</w:t>
       </w:r>
     </w:p>
     <w:p>
@@ -809,7 +975,7 @@
           <w:color w:val="4A4A49"/>
           <w:sz w:val="22"/>
         </w:rPr>
-        <w:t>C4-lite en draw.io</w:t>
+        <w:t>C4-lite: del Context a los Containers</w:t>
       </w:r>
       <w:r>
         <w:rPr>
@@ -830,6 +996,27 @@
           <w:color w:val="4A4A49"/>
           <w:sz w:val="22"/>
         </w:rPr>
+        <w:t>Los tres contratos de CloudLite: cuatro datos por fila</w:t>
+      </w:r>
+      <w:r>
+        <w:rPr>
+          <w:b w:val="0"/>
+          <w:color w:val="4A4A49"/>
+          <w:sz w:val="22"/>
+        </w:rPr>
+        <w:t xml:space="preserve"> · [Slide 7]</w:t>
+      </w:r>
+    </w:p>
+    <w:p>
+      <w:pPr>
+        <w:pStyle w:val="ListBullet"/>
+      </w:pPr>
+      <w:r>
+        <w:rPr>
+          <w:b/>
+          <w:color w:val="4A4A49"/>
+          <w:sz w:val="22"/>
+        </w:rPr>
         <w:t>Distribuido implica fallos</w:t>
       </w:r>
       <w:r>
@@ -838,7 +1025,7 @@
           <w:color w:val="4A4A49"/>
           <w:sz w:val="22"/>
         </w:rPr>
-        <w:t xml:space="preserve"> · [Slide 7]</w:t>
+        <w:t xml:space="preserve"> · [Slide 8]</w:t>
       </w:r>
     </w:p>
     <w:p>
@@ -919,7 +1106,7 @@
           <w:color w:val="1A1C1D"/>
           <w:sz w:val="32"/>
         </w:rPr>
-        <w:t>40–55 · Demo en vivo · [Slide 11]</w:t>
+        <w:t>40–55 · Demo en vivo · [Slide 13]</w:t>
       </w:r>
     </w:p>
     <w:p>
@@ -937,7 +1124,7 @@
           <w:color w:val="4A4A49"/>
           <w:sz w:val="22"/>
         </w:rPr>
-        <w:t>draw.io / diagrams.net</w:t>
+        <w:t>draw.io o Excalidraw para bocetar · Mermaid dentro de ExamLab para entregar</w:t>
       </w:r>
       <w:r>
         <w:rPr>
@@ -963,7 +1150,7 @@
           <w:color w:val="4A4A49"/>
           <w:sz w:val="22"/>
         </w:rPr>
-        <w:t xml:space="preserve"> Convertir el Context de la Clase 1 en Containers</w:t>
+        <w:t xml:space="preserve"> Convertir el Context de la Clase 1 en Containers, y dejarlo renderizado en ExamLab</w:t>
       </w:r>
     </w:p>
     <w:p>
@@ -976,7 +1163,7 @@
           <w:color w:val="4A4A49"/>
           <w:sz w:val="22"/>
         </w:rPr>
-        <w:t>Abra el diagrama C4 Context de la demo de Clase 1 y haga zoom a la caja «CloudLite App».</w:t>
+        <w:t>Abra el diagrama C4 Context de la demo de Clase 1 y haga zoom a la caja «CloudLite App». Diga: «hoy no dibujamos otro sistema, abrimos este».</w:t>
       </w:r>
     </w:p>
     <w:p>
@@ -989,7 +1176,7 @@
           <w:color w:val="4A4A49"/>
           <w:sz w:val="22"/>
         </w:rPr>
-        <w:t>Reemplace esa caja por 3 cajas internas: «API (REST)», «Base de datos» y «Worker de notificaciones».</w:t>
+        <w:t>Reemplace esa caja por 3 cajas internas: «App web», «API de turnos» y «Base de turnos». Escriba en cada una sus TRES datos: nombre, tecnologia y responsabilidad en una frase.</w:t>
       </w:r>
     </w:p>
     <w:p>
@@ -1002,7 +1189,7 @@
           <w:color w:val="4A4A49"/>
           <w:sz w:val="22"/>
         </w:rPr>
-        <w:t>Rotule CADA flecha con protocolo y formato: «HTTPS/JSON», «TCP/SQL». Sin flechas sin etiqueta.</w:t>
+        <w:t>Senale la base de datos y diga: «esta no es un Container mas, es un ALMACEN; en el codigo va como ContainerDb y son 2 puntos». Deje el cliente y el correo FUERA del recuadro del sistema.</w:t>
       </w:r>
     </w:p>
     <w:p>
@@ -1015,7 +1202,233 @@
           <w:color w:val="4A4A49"/>
           <w:sz w:val="22"/>
         </w:rPr>
-        <w:t>Pregunte al grupo por que el worker esta separado; si nadie da una razon de negocio, borrelo en vivo: «eso es microservicios teatro».</w:t>
+        <w:t>Rotule CADA flecha con protocolo Y formato: «HTTPS/JSON», «TCP/SQL». Borre a proposito una etiqueta y pregunte que se pierde: sin ella nadie puede decir por donde se rompe.</w:t>
+      </w:r>
+    </w:p>
+    <w:p>
+      <w:pPr>
+        <w:pStyle w:val="ListNumber"/>
+      </w:pPr>
+      <w:r>
+        <w:rPr>
+          <w:b w:val="0"/>
+          <w:color w:val="4A4A49"/>
+          <w:sz w:val="22"/>
+        </w:rPr>
+        <w:t>Proponga una cuarta caja, el worker de avisos, y pida la razon de negocio. Si nadie la da, borrela en vivo: «eso es microservicios teatro». Si alguien la da (el correo tarda y puede fallar), quedese con ella y anote la razon al lado.</w:t>
+      </w:r>
+    </w:p>
+    <w:p>
+      <w:pPr>
+        <w:pStyle w:val="ListNumber"/>
+      </w:pPr>
+      <w:r>
+        <w:rPr>
+          <w:b w:val="0"/>
+          <w:color w:val="4A4A49"/>
+          <w:sz w:val="22"/>
+        </w:rPr>
+        <w:t>Verifique nombre por nombre contra el C4 Context de la Clase 1: si alli decia «Pasarela de pagos», aqui no puede decir «Pagos». Son 2 puntos de la pregunta 13.</w:t>
+      </w:r>
+    </w:p>
+    <w:p>
+      <w:pPr>
+        <w:pStyle w:val="ListNumber"/>
+      </w:pPr>
+      <w:r>
+        <w:rPr>
+          <w:b w:val="0"/>
+          <w:color w:val="4A4A49"/>
+          <w:sz w:val="22"/>
+        </w:rPr>
+        <w:t>Cierre en ExamLab: pegue el codigo Mermaid de la diapositiva del molde, cambie los nombres por los del ejemplo del tablero y proyecte el resultado RENDERIZADO. Diga: «si no renderiza, no hay diagrama; se revisa antes de enviar».</w:t>
+      </w:r>
+    </w:p>
+    <w:p>
+      <w:r>
+        <w:rPr>
+          <w:b/>
+          <w:color w:val="4A4A49"/>
+          <w:sz w:val="22"/>
+        </w:rPr>
+        <w:t>Referencia del resultado:</w:t>
+      </w:r>
+      <w:r>
+        <w:rPr>
+          <w:b w:val="0"/>
+          <w:color w:val="4A4A49"/>
+          <w:sz w:val="22"/>
+        </w:rPr>
+        <w:t xml:space="preserve"> C4 Container de la demo (el Context de la Clase 1, ya abierto). Si la red falla o prefiere no dibujar a mano, pegue este codigo en la pregunta de diagrama de ExamLab y proyectelo renderizado; tambien sirve para volver a generar la imagen en cualquier editor que soporte Mermaid.</w:t>
+      </w:r>
+    </w:p>
+    <w:p>
+      <w:pPr>
+        <w:shd w:val="clear" w:fill="F2F2F3"/>
+        <w:spacing w:before="60" w:after="60"/>
+        <w:ind w:left="216"/>
+      </w:pPr>
+      <w:r>
+        <w:rPr>
+          <w:rFonts w:ascii="Consolas" w:hAnsi="Consolas"/>
+          <w:color w:val="111111"/>
+          <w:sz w:val="19"/>
+        </w:rPr>
+        <w:t>C4Container</w:t>
+      </w:r>
+      <w:r>
+        <w:br/>
+      </w:r>
+      <w:r>
+        <w:rPr>
+          <w:rFonts w:ascii="Consolas" w:hAnsi="Consolas"/>
+          <w:color w:val="111111"/>
+          <w:sz w:val="19"/>
+        </w:rPr>
+        <w:t xml:space="preserve">    title CloudLite App - nivel Container (demo de clase)</w:t>
+      </w:r>
+      <w:r>
+        <w:br/>
+      </w:r>
+      <w:r>
+        <w:rPr>
+          <w:rFonts w:ascii="Consolas" w:hAnsi="Consolas"/>
+          <w:color w:val="111111"/>
+          <w:sz w:val="19"/>
+        </w:rPr>
+        <w:t xml:space="preserve">    Person(usuario, "Usuario final", "Consulta y usa el servicio")</w:t>
+      </w:r>
+      <w:r>
+        <w:br/>
+      </w:r>
+      <w:r>
+        <w:rPr>
+          <w:rFonts w:ascii="Consolas" w:hAnsi="Consolas"/>
+          <w:color w:val="111111"/>
+          <w:sz w:val="19"/>
+        </w:rPr>
+        <w:t xml:space="preserve">    Person(admin, "Administrador", "Configura y opera")</w:t>
+      </w:r>
+      <w:r>
+        <w:br/>
+      </w:r>
+      <w:r>
+        <w:rPr>
+          <w:rFonts w:ascii="Consolas" w:hAnsi="Consolas"/>
+          <w:color w:val="111111"/>
+          <w:sz w:val="19"/>
+        </w:rPr>
+        <w:t xml:space="preserve">    System_Boundary(cloudlite, "CloudLite App") {</w:t>
+      </w:r>
+      <w:r>
+        <w:br/>
+      </w:r>
+      <w:r>
+        <w:rPr>
+          <w:rFonts w:ascii="Consolas" w:hAnsi="Consolas"/>
+          <w:color w:val="111111"/>
+          <w:sz w:val="19"/>
+        </w:rPr>
+        <w:t xml:space="preserve">      Container(web, "App web", "React", "Pantallas del usuario y del administrador")</w:t>
+      </w:r>
+      <w:r>
+        <w:br/>
+      </w:r>
+      <w:r>
+        <w:rPr>
+          <w:rFonts w:ascii="Consolas" w:hAnsi="Consolas"/>
+          <w:color w:val="111111"/>
+          <w:sz w:val="19"/>
+        </w:rPr>
+        <w:t xml:space="preserve">      Container(api, "API CloudLite", "Node.js", "Reglas de negocio y validaciones")</w:t>
+      </w:r>
+      <w:r>
+        <w:br/>
+      </w:r>
+      <w:r>
+        <w:rPr>
+          <w:rFonts w:ascii="Consolas" w:hAnsi="Consolas"/>
+          <w:color w:val="111111"/>
+          <w:sz w:val="19"/>
+        </w:rPr>
+        <w:t xml:space="preserve">      ContainerDb(db, "Base de datos", "PostgreSQL", "Datos del dominio")</w:t>
+      </w:r>
+      <w:r>
+        <w:br/>
+      </w:r>
+      <w:r>
+        <w:rPr>
+          <w:rFonts w:ascii="Consolas" w:hAnsi="Consolas"/>
+          <w:color w:val="111111"/>
+          <w:sz w:val="19"/>
+        </w:rPr>
+        <w:t xml:space="preserve">    }</w:t>
+      </w:r>
+      <w:r>
+        <w:br/>
+      </w:r>
+      <w:r>
+        <w:rPr>
+          <w:rFonts w:ascii="Consolas" w:hAnsi="Consolas"/>
+          <w:color w:val="111111"/>
+          <w:sz w:val="19"/>
+        </w:rPr>
+        <w:t xml:space="preserve">    System_Ext(pagos, "Pasarela de pagos", "Servicio de terceros")</w:t>
+      </w:r>
+      <w:r>
+        <w:br/>
+      </w:r>
+      <w:r>
+        <w:rPr>
+          <w:rFonts w:ascii="Consolas" w:hAnsi="Consolas"/>
+          <w:color w:val="111111"/>
+          <w:sz w:val="19"/>
+        </w:rPr>
+        <w:t xml:space="preserve">    Rel(usuario, web, "consulta", "HTTPS")</w:t>
+      </w:r>
+      <w:r>
+        <w:br/>
+      </w:r>
+      <w:r>
+        <w:rPr>
+          <w:rFonts w:ascii="Consolas" w:hAnsi="Consolas"/>
+          <w:color w:val="111111"/>
+          <w:sz w:val="19"/>
+        </w:rPr>
+        <w:t xml:space="preserve">    Rel(admin, web, "administra", "HTTPS")</w:t>
+      </w:r>
+      <w:r>
+        <w:br/>
+      </w:r>
+      <w:r>
+        <w:rPr>
+          <w:rFonts w:ascii="Consolas" w:hAnsi="Consolas"/>
+          <w:color w:val="111111"/>
+          <w:sz w:val="19"/>
+        </w:rPr>
+        <w:t xml:space="preserve">    Rel(web, api, "pide y envia datos", "HTTPS/JSON")</w:t>
+      </w:r>
+      <w:r>
+        <w:br/>
+      </w:r>
+      <w:r>
+        <w:rPr>
+          <w:rFonts w:ascii="Consolas" w:hAnsi="Consolas"/>
+          <w:color w:val="111111"/>
+          <w:sz w:val="19"/>
+        </w:rPr>
+        <w:t xml:space="preserve">    Rel(api, db, "lee y escribe", "TCP/SQL")</w:t>
+      </w:r>
+      <w:r>
+        <w:br/>
+      </w:r>
+      <w:r>
+        <w:rPr>
+          <w:rFonts w:ascii="Consolas" w:hAnsi="Consolas"/>
+          <w:color w:val="111111"/>
+          <w:sz w:val="19"/>
+        </w:rPr>
+        <w:t xml:space="preserve">    Rel(api, pagos, "cobra", "API REST sobre HTTPS")</w:t>
       </w:r>
     </w:p>
     <w:p>
@@ -1025,23 +1438,7 @@
           <w:color w:val="4A4A49"/>
           <w:sz w:val="22"/>
         </w:rPr>
-        <w:t>Narra los clics en voz alta. Si falla la red, proyecta la solución docente de este kit (</w:t>
-      </w:r>
-      <w:r>
-        <w:rPr>
-          <w:rFonts w:ascii="Consolas" w:hAnsi="Consolas"/>
-          <w:color w:val="111111"/>
-          <w:sz w:val="21"/>
-        </w:rPr>
-        <w:t>Solucion Taller Clase 4 - CloudLite.md</w:t>
-      </w:r>
-      <w:r>
-        <w:rPr>
-          <w:b w:val="0"/>
-          <w:color w:val="4A4A49"/>
-          <w:sz w:val="22"/>
-        </w:rPr>
-        <w:t>), que trae el resultado esperado.</w:t>
+        <w:t>Narra los clics en voz alta. Si falla la red, proyecta la [Slide 11], que ya trae el resultado de la demo, y recórrela rótulo por rótulo.</w:t>
       </w:r>
     </w:p>
     <w:p>
@@ -1069,7 +1466,7 @@
           <w:color w:val="4A4A49"/>
           <w:sz w:val="22"/>
         </w:rPr>
-        <w:t xml:space="preserve"> [Slide 11] — es el paso que el estudiante no adivina: pasa el boceto a codigo Mermaid con ayuda de una IA, pegalo en la pregunta de diagrama y muestralo renderizado.</w:t>
+        <w:t xml:space="preserve"> [Slide 13] — es el paso que el estudiante no adivina: pasa el boceto a codigo Mermaid con ayuda de una IA, pegalo en la pregunta de diagrama y muestralo renderizado.</w:t>
       </w:r>
     </w:p>
     <w:p>
@@ -1134,6 +1531,7 @@
       <w:r>
         <w:rPr>
           <w:rFonts w:ascii="Consolas" w:hAnsi="Consolas"/>
+          <w:b w:val="0"/>
           <w:color w:val="111111"/>
           <w:sz w:val="21"/>
         </w:rPr>
@@ -1200,7 +1598,7 @@
           <w:color w:val="1A1C1D"/>
           <w:sz w:val="32"/>
         </w:rPr>
-        <w:t>55–100 · Taller guiado PI (individual · equipos de 2–3 solo si tú los autorizaste) · [Slide 12]</w:t>
+        <w:t>55–100 · Taller guiado PI (individual · equipos de 2–3 solo si tú los autorizaste) · [Slide 14]</w:t>
       </w:r>
     </w:p>
     <w:p>
@@ -1278,6 +1676,7 @@
       <w:r>
         <w:rPr>
           <w:rFonts w:ascii="Consolas" w:hAnsi="Consolas"/>
+          <w:b w:val="0"/>
           <w:color w:val="111111"/>
           <w:sz w:val="21"/>
         </w:rPr>
@@ -1340,7 +1739,7 @@
           <w:color w:val="1A1C1D"/>
           <w:sz w:val="32"/>
         </w:rPr>
-        <w:t>115–120 · Cierre · [Slide 14]</w:t>
+        <w:t>115–120 · Cierre · [Slide 16]</w:t>
       </w:r>
     </w:p>
     <w:p>
@@ -1526,7 +1925,7 @@
           <w:color w:val="4A4A49"/>
           <w:sz w:val="22"/>
         </w:rPr>
-        <w:t>Flechas sin etiqueta entre servicios. Toda flecha lleva protocolo y formato de datos.</w:t>
+        <w:t>Flechas sin etiqueta, o con media etiqueta. No basta «HTTP» ni «SQL»: toda flecha lleva protocolo Y formato de datos («HTTPS/JSON», «TCP/SQL»).</w:t>
       </w:r>
     </w:p>
     <w:p>
@@ -1539,7 +1938,80 @@
           <w:color w:val="4A4A49"/>
           <w:sz w:val="22"/>
         </w:rPr>
-        <w:t>Olvidar que distribuir agrega fallos parciales: exija al menos 2 riesgos de red en la tabla.</w:t>
+        <w:t xml:space="preserve">Marcar la base de datos como </w:t>
+      </w:r>
+      <w:r>
+        <w:rPr>
+          <w:rFonts w:ascii="Consolas" w:hAnsi="Consolas"/>
+          <w:b w:val="0"/>
+          <w:color w:val="111111"/>
+          <w:sz w:val="21"/>
+        </w:rPr>
+        <w:t>Container</w:t>
+      </w:r>
+      <w:r>
+        <w:rPr>
+          <w:b w:val="0"/>
+          <w:color w:val="4A4A49"/>
+          <w:sz w:val="22"/>
+        </w:rPr>
+        <w:t xml:space="preserve"> y no como </w:t>
+      </w:r>
+      <w:r>
+        <w:rPr>
+          <w:rFonts w:ascii="Consolas" w:hAnsi="Consolas"/>
+          <w:b w:val="0"/>
+          <w:color w:val="111111"/>
+          <w:sz w:val="21"/>
+        </w:rPr>
+        <w:t>ContainerDb</w:t>
+      </w:r>
+      <w:r>
+        <w:rPr>
+          <w:b w:val="0"/>
+          <w:color w:val="4A4A49"/>
+          <w:sz w:val="22"/>
+        </w:rPr>
+        <w:t>. Son 2 puntos y se pierden en un solo caracter; revise ese renglon del codigo antes de que envien.</w:t>
+      </w:r>
+    </w:p>
+    <w:p>
+      <w:pPr>
+        <w:pStyle w:val="ListBullet"/>
+      </w:pPr>
+      <w:r>
+        <w:rPr>
+          <w:b w:val="0"/>
+          <w:color w:val="4A4A49"/>
+          <w:sz w:val="22"/>
+        </w:rPr>
+        <w:t>Renombrar las cajas respecto al C4 Context de la pregunta 3 («Pagos» donde antes decia «Pasarela de pagos»). Pidales los dos diagramas lado a lado y compare palabra por palabra.</w:t>
+      </w:r>
+    </w:p>
+    <w:p>
+      <w:pPr>
+        <w:pStyle w:val="ListBullet"/>
+      </w:pPr>
+      <w:r>
+        <w:rPr>
+          <w:b w:val="0"/>
+          <w:color w:val="4A4A49"/>
+          <w:sz w:val="22"/>
+        </w:rPr>
+        <w:t>Responder «un poco de los dos» en la decision de la pregunta 12: vale cero. Devuelvala pidiendo UNA opcion y las dos mitades del trade-off, lo que se gana y lo que se pierde.</w:t>
+      </w:r>
+    </w:p>
+    <w:p>
+      <w:pPr>
+        <w:pStyle w:val="ListBullet"/>
+      </w:pPr>
+      <w:r>
+        <w:rPr>
+          <w:b w:val="0"/>
+          <w:color w:val="4A4A49"/>
+          <w:sz w:val="22"/>
+        </w:rPr>
+        <w:t>Riesgos genericos tipo «los microservicios son mas complejos» o «puede haber latencia». No nombran caja, ni salto, ni dato: exija los tres riesgos concretos que pide el enunciado, y en el primero, que digan tambien que SIGUE funcionando.</w:t>
       </w:r>
     </w:p>
     <w:p>
@@ -1601,7 +2073,46 @@
           <w:color w:val="4A4A49"/>
           <w:sz w:val="22"/>
         </w:rPr>
-        <w:t>Como se llama en su C4 Containers el servicio que expone la API?</w:t>
+        <w:t>Como se llama en su C4 Containers el servicio que expone la API? Se llama igual en su C4 Context de la Clase 1?</w:t>
+      </w:r>
+    </w:p>
+    <w:p>
+      <w:pPr>
+        <w:pStyle w:val="ListNumber"/>
+      </w:pPr>
+      <w:r>
+        <w:rPr>
+          <w:b w:val="0"/>
+          <w:color w:val="4A4A49"/>
+          <w:sz w:val="22"/>
+        </w:rPr>
+        <w:t>Cual de sus cajas es un almacen y como se escribe en el codigo del diagrama?</w:t>
+      </w:r>
+    </w:p>
+    <w:p>
+      <w:pPr>
+        <w:pStyle w:val="ListNumber"/>
+      </w:pPr>
+      <w:r>
+        <w:rPr>
+          <w:b w:val="0"/>
+          <w:color w:val="4A4A49"/>
+          <w:sz w:val="22"/>
+        </w:rPr>
+        <w:t>Cuantos saltos de red tiene la operacion principal de su sistema, contados sobre su propio diagrama?</w:t>
+      </w:r>
+    </w:p>
+    <w:p>
+      <w:pPr>
+        <w:pStyle w:val="ListNumber"/>
+      </w:pPr>
+      <w:r>
+        <w:rPr>
+          <w:b w:val="0"/>
+          <w:color w:val="4A4A49"/>
+          <w:sz w:val="22"/>
+        </w:rPr>
+        <w:t>Si se cae su base de datos, que deja de funcionar y que SIGUE funcionando?</w:t>
       </w:r>
     </w:p>
     <w:p>
@@ -1621,6 +2132,7 @@
       <w:r>
         <w:rPr>
           <w:rFonts w:ascii="Consolas" w:hAnsi="Consolas"/>
+          <w:b w:val="0"/>
           <w:color w:val="111111"/>
           <w:sz w:val="21"/>
         </w:rPr>
@@ -1678,6 +2190,7 @@
       <w:r>
         <w:rPr>
           <w:rFonts w:ascii="Consolas" w:hAnsi="Consolas"/>
+          <w:b w:val="0"/>
           <w:color w:val="111111"/>
           <w:sz w:val="21"/>
         </w:rPr>
@@ -1704,6 +2217,7 @@
       <w:r>
         <w:rPr>
           <w:rFonts w:ascii="Consolas" w:hAnsi="Consolas"/>
+          <w:b w:val="0"/>
           <w:color w:val="111111"/>
           <w:sz w:val="21"/>
         </w:rPr>
@@ -1747,31 +2261,41 @@
     </w:p>
     <w:p>
       <w:pPr>
-        <w:shd w:val="clear" w:fill="F2F2F3"/>
-        <w:spacing w:after="20"/>
+        <w:jc w:val="center"/>
       </w:pPr>
       <w:r>
-        <w:rPr>
-          <w:b/>
-          <w:i/>
-          <w:color w:val="4A4A49"/>
-          <w:sz w:val="18"/>
-        </w:rPr>
-        <w:t>Esta imagen todavía no existe. Cómo producirla:</w:t>
-      </w:r>
-    </w:p>
-    <w:p>
-      <w:pPr>
-        <w:shd w:val="clear" w:fill="F2F2F3"/>
-        <w:ind w:left="216"/>
-      </w:pPr>
-      <w:r>
-        <w:rPr>
-          <w:i/>
-          <w:color w:val="4A4A49"/>
-          <w:sz w:val="18"/>
-        </w:rPr>
-        <w:t>1) Abre draw.io / diagrams.net y repite la demo de este guion.  2) Captura solo la ventana útil, no el escritorio completo.  3) Recorta a ~1200 px de ancho.  4) Guárdala como Kit docente/Clase 4/Capturas/demo-clase04.png.  5) Vuelve a generar el guion y la imagen queda embebida aquí sola. Detalle en Capturas/README.txt.</w:t>
+        <w:drawing>
+          <wp:inline xmlns:a="http://schemas.openxmlformats.org/drawingml/2006/main" xmlns:pic="http://schemas.openxmlformats.org/drawingml/2006/picture">
+            <wp:extent cx="5120640" cy="2440142"/>
+            <wp:docPr id="1" name="Picture 1"/>
+            <wp:cNvGraphicFramePr>
+              <a:graphicFrameLocks noChangeAspect="1"/>
+            </wp:cNvGraphicFramePr>
+            <a:graphic>
+              <a:graphicData uri="http://schemas.openxmlformats.org/drawingml/2006/picture">
+                <pic:pic>
+                  <pic:nvPicPr>
+                    <pic:cNvPr id="0" name="demo-clase04.png"/>
+                    <pic:cNvPicPr/>
+                  </pic:nvPicPr>
+                  <pic:blipFill>
+                    <a:blip r:embed="rId9"/>
+                    <a:stretch>
+                      <a:fillRect/>
+                    </a:stretch>
+                  </pic:blipFill>
+                  <pic:spPr>
+                    <a:xfrm>
+                      <a:off x="0" y="0"/>
+                      <a:ext cx="5120640" cy="2440142"/>
+                    </a:xfrm>
+                    <a:prstGeom prst="rect"/>
+                  </pic:spPr>
+                </pic:pic>
+              </a:graphicData>
+            </a:graphic>
+          </wp:inline>
+        </w:drawing>
       </w:r>
     </w:p>
     <w:p>

--- a/Arquitectura de Sistemas Computacionales/Kit docente/Clase 4/Guion Docente Clase 4 - Microservicios y arquitecturas distribuidas.docx
+++ b/Arquitectura de Sistemas Computacionales/Kit docente/Clase 4/Guion Docente Clase 4 - Microservicios y arquitecturas distribuidas.docx
@@ -248,7 +248,7 @@
           <w:color w:val="1A1C1D"/>
           <w:sz w:val="32"/>
         </w:rPr>
-        <w:t>De donde viene la clase y que se abre hoy - diapositiva 4</w:t>
+        <w:t>De donde viene la clase y que se abre hoy - diapositiva 13</w:t>
       </w:r>
     </w:p>
     <w:p>
@@ -271,7 +271,7 @@
           <w:color w:val="1A1C1D"/>
           <w:sz w:val="32"/>
         </w:rPr>
-        <w:t>Monolito: lo que la palabra realmente significa - diapositiva 5</w:t>
+        <w:t>Monolito: lo que la palabra realmente significa - diapositiva 4</w:t>
       </w:r>
     </w:p>
     <w:p>
@@ -304,7 +304,7 @@
           <w:color w:val="1A1C1D"/>
           <w:sz w:val="32"/>
         </w:rPr>
-        <w:t>Las tres reglas del nivel Container y la trazabilidad con el Context - diapositiva 6</w:t>
+        <w:t>Las tres reglas del nivel Container y la trazabilidad con el Context - diapositiva 5</w:t>
       </w:r>
     </w:p>
     <w:p>
@@ -337,7 +337,7 @@
           <w:color w:val="1A1C1D"/>
           <w:sz w:val="32"/>
         </w:rPr>
-        <w:t>C4Container en Mermaid: la sintaxis que la plataforma renderiza - diapositiva 11</w:t>
+        <w:t>C4Container en Mermaid: la sintaxis que la plataforma renderiza - diapositiva 10</w:t>
       </w:r>
     </w:p>
     <w:p>
@@ -370,7 +370,7 @@
           <w:color w:val="1A1C1D"/>
           <w:sz w:val="32"/>
         </w:rPr>
-        <w:t>Primer ejemplo: los tres contenedores de CloudLite Turnos - diapositiva 9</w:t>
+        <w:t>Primer ejemplo: los tres contenedores de CloudLite Turnos - diapositiva 8</w:t>
       </w:r>
     </w:p>
     <w:p>
@@ -393,7 +393,7 @@
           <w:color w:val="1A1C1D"/>
           <w:sz w:val="32"/>
         </w:rPr>
-        <w:t>Los contratos: cuatro datos por fila y un 409 obligatorio - diapositiva 7</w:t>
+        <w:t>Los contratos: cuatro datos por fila y un 409 obligatorio - diapositiva 6</w:t>
       </w:r>
     </w:p>
     <w:p>
@@ -426,7 +426,7 @@
           <w:color w:val="1A1C1D"/>
           <w:sz w:val="32"/>
         </w:rPr>
-        <w:t>Lo que se paga al distribuir: la red no es una llamada de funcion - diapositiva 8</w:t>
+        <w:t>Lo que se paga al distribuir: la red no es una llamada de funcion - diapositiva 7</w:t>
       </w:r>
     </w:p>
     <w:p>
@@ -449,7 +449,7 @@
           <w:color w:val="1A1C1D"/>
           <w:sz w:val="32"/>
         </w:rPr>
-        <w:t>Timeout, reintento, idempotencia y circuit breaker - diapositiva 8</w:t>
+        <w:t>Timeout, reintento, idempotencia y circuit breaker - diapositiva 7</w:t>
       </w:r>
     </w:p>
     <w:p>
@@ -472,7 +472,7 @@
           <w:color w:val="1A1C1D"/>
           <w:sz w:val="32"/>
         </w:rPr>
-        <w:t>Los datos: donde se rompen los proyectos academicos - diapositiva 10</w:t>
+        <w:t>Los datos: donde se rompen los proyectos academicos - diapositiva 9</w:t>
       </w:r>
     </w:p>
     <w:p>
@@ -495,7 +495,7 @@
           <w:color w:val="1A1C1D"/>
           <w:sz w:val="32"/>
         </w:rPr>
-        <w:t>El tercer entregable: los tres riesgos, y por que son esos tres - diapositiva 8</w:t>
+        <w:t>El tercer entregable: los tres riesgos, y por que son esos tres - diapositiva 7</w:t>
       </w:r>
     </w:p>
     <w:p>
@@ -548,7 +548,7 @@
           <w:color w:val="1A1C1D"/>
           <w:sz w:val="32"/>
         </w:rPr>
-        <w:t>Preguntas frecuentes y cierre conceptual (de la diapositiva 5 a la diapositiva 10)</w:t>
+        <w:t>Preguntas frecuentes y cierre conceptual (de la diapositiva 4 a la diapositiva 9)</w:t>
       </w:r>
     </w:p>
     <w:p>
@@ -658,19 +658,6 @@
           <w:sz w:val="22"/>
         </w:rPr>
         <w:t>Objetivos de la clase</w:t>
-      </w:r>
-    </w:p>
-    <w:p>
-      <w:pPr>
-        <w:pStyle w:val="ListNumber"/>
-      </w:pPr>
-      <w:r>
-        <w:rPr>
-          <w:b w:val="0"/>
-          <w:color w:val="4A4A49"/>
-          <w:sz w:val="22"/>
-        </w:rPr>
-        <w:t>PI CloudLite — entregable de hoy</w:t>
       </w:r>
     </w:p>
     <w:p>
@@ -800,7 +787,20 @@
           <w:color w:val="4A4A49"/>
           <w:sz w:val="22"/>
         </w:rPr>
-        <w:t>Taller PI (paso a paso)</w:t>
+        <w:t>PI CloudLite — entregable de hoy</w:t>
+      </w:r>
+    </w:p>
+    <w:p>
+      <w:pPr>
+        <w:pStyle w:val="ListNumber"/>
+      </w:pPr>
+      <w:r>
+        <w:rPr>
+          <w:b w:val="0"/>
+          <w:color w:val="4A4A49"/>
+          <w:sz w:val="22"/>
+        </w:rPr>
+        <w:t>Manos a la obra (paso a paso)</w:t>
       </w:r>
     </w:p>
     <w:p>
@@ -852,7 +852,7 @@
           <w:color w:val="1A1C1D"/>
           <w:sz w:val="32"/>
         </w:rPr>
-        <w:t>0–10 · Encuadre PI · [Slide 2][Slide 3][Slide 4]</w:t>
+        <w:t>0–10 · Encuadre PI · [Slide 2][Slide 3][Slide 13]</w:t>
       </w:r>
     </w:p>
     <w:p>
@@ -931,7 +931,7 @@
           <w:color w:val="1A1C1D"/>
           <w:sz w:val="32"/>
         </w:rPr>
-        <w:t>10–40 · Teoría Core (al servicio del taller) · desde [Slide 5]</w:t>
+        <w:t>10–40 · Teoría Core (al servicio del taller) · desde [Slide 4]</w:t>
       </w:r>
     </w:p>
     <w:p>
@@ -962,7 +962,7 @@
           <w:color w:val="4A4A49"/>
           <w:sz w:val="22"/>
         </w:rPr>
-        <w:t xml:space="preserve"> · [Slide 5]</w:t>
+        <w:t xml:space="preserve"> · [Slide 4]</w:t>
       </w:r>
     </w:p>
     <w:p>
@@ -983,7 +983,7 @@
           <w:color w:val="4A4A49"/>
           <w:sz w:val="22"/>
         </w:rPr>
-        <w:t xml:space="preserve"> · [Slide 6]</w:t>
+        <w:t xml:space="preserve"> · [Slide 5]</w:t>
       </w:r>
     </w:p>
     <w:p>
@@ -1004,7 +1004,7 @@
           <w:color w:val="4A4A49"/>
           <w:sz w:val="22"/>
         </w:rPr>
-        <w:t xml:space="preserve"> · [Slide 7]</w:t>
+        <w:t xml:space="preserve"> · [Slide 6]</w:t>
       </w:r>
     </w:p>
     <w:p>
@@ -1025,7 +1025,7 @@
           <w:color w:val="4A4A49"/>
           <w:sz w:val="22"/>
         </w:rPr>
-        <w:t xml:space="preserve"> · [Slide 8]</w:t>
+        <w:t xml:space="preserve"> · [Slide 7]</w:t>
       </w:r>
     </w:p>
     <w:p>
@@ -1106,7 +1106,7 @@
           <w:color w:val="1A1C1D"/>
           <w:sz w:val="32"/>
         </w:rPr>
-        <w:t>40–55 · Demo en vivo · [Slide 13]</w:t>
+        <w:t>40–55 · Demo en vivo · [Slide 12]</w:t>
       </w:r>
     </w:p>
     <w:p>
@@ -1438,7 +1438,7 @@
           <w:color w:val="4A4A49"/>
           <w:sz w:val="22"/>
         </w:rPr>
-        <w:t>Narra los clics en voz alta. Si falla la red, proyecta la [Slide 11], que ya trae el resultado de la demo, y recórrela rótulo por rótulo.</w:t>
+        <w:t>Narra los clics en voz alta. Si falla la red, proyecta la [Slide 10], que ya trae el resultado de la demo, y recórrela rótulo por rótulo.</w:t>
       </w:r>
     </w:p>
     <w:p>
@@ -1466,7 +1466,7 @@
           <w:color w:val="4A4A49"/>
           <w:sz w:val="22"/>
         </w:rPr>
-        <w:t xml:space="preserve"> [Slide 13] — es el paso que el estudiante no adivina: pasa el boceto a codigo Mermaid con ayuda de una IA, pegalo en la pregunta de diagrama y muestralo renderizado.</w:t>
+        <w:t xml:space="preserve"> [Slide 12] — es el paso que el estudiante no adivina: pasa el boceto a codigo Mermaid con ayuda de una IA, pegalo en la pregunta de diagrama y muestralo renderizado.</w:t>
       </w:r>
     </w:p>
     <w:p>
